--- a/edukacja-muzyczna-szkola-podstawowa/Raport-podstawa-programowa-muzyka.docx
+++ b/edukacja-muzyczna-szkola-podstawowa/Raport-podstawa-programowa-muzyka.docx
@@ -414,587 +414,17 @@
         <w:t xml:space="preserve">1 godziny tygodniowo</w:t>
       </w:r>
       <w:r>
-        <w:t xml:space="preserve"> (w klasie VIII muzyki już nie ma) [3][4].</w:t>
-      </w:r>
-    </w:p>
-    <w:p>
-      <w:pPr>
-        <w:spacing w:after="100"/>
-      </w:pPr>
-      <w:r>
-        <w:rPr>
-          <w:b/>
-          <w:bCs/>
-        </w:rPr>
-        <w:t xml:space="preserve">Dokumenty wspierające (nieobowiązkowe, ale rekomendowane):</w:t>
-      </w:r>
-    </w:p>
-    <w:p>
-      <w:pPr>
-        <w:pStyle w:val="ListParagraph"/>
-        <w:numPr>
-          <w:ilvl w:val="0"/>
-          <w:numId w:val="1"/>
-        </w:numPr>
-        <w:spacing w:after="40"/>
-      </w:pPr>
-      <w:r>
-        <w:t xml:space="preserve">*Podstawa programowa kształcenia ogólnego z komentarzem. Szkoła podstawowa –</w:t>
-      </w:r>
-    </w:p>
-    <w:p>
-      <w:pPr>
-        <w:spacing w:after="100"/>
-      </w:pPr>
-      <w:r>
-        <w:t xml:space="preserve">Muzyka* – Ośrodek Rozwoju Edukacji (ORE) [5];</w:t>
-      </w:r>
-    </w:p>
-    <w:p>
-      <w:pPr>
-        <w:pStyle w:val="ListParagraph"/>
-        <w:numPr>
-          <w:ilvl w:val="0"/>
-          <w:numId w:val="1"/>
-        </w:numPr>
-        <w:spacing w:after="40"/>
-      </w:pPr>
-      <w:r>
-        <w:t xml:space="preserve">programy nauczania wydawców (np. „Lekcja muzyki” – Nowa Era, „Muzyczny świat”</w:t>
-      </w:r>
-    </w:p>
-    <w:p>
-      <w:pPr>
-        <w:spacing w:after="100"/>
-      </w:pPr>
-      <w:r>
-        <w:t xml:space="preserve">– MAC, „Klucz do muzyki”) – gotowe do dopuszczenia przez dyrektora [6][7].</w:t>
-      </w:r>
-    </w:p>
-    <w:p>
-      <w:pPr>
-        <w:spacing w:after="100"/>
-      </w:pPr>
-      <w:r>
-        <w:rPr>
-          <w:b/>
-          <w:bCs/>
-        </w:rPr>
-        <w:t xml:space="preserve">Ważne zasady prawne dla nauczyciela:</w:t>
-      </w:r>
-    </w:p>
-    <w:p>
-      <w:pPr>
-        <w:pStyle w:val="ListParagraph"/>
-        <w:numPr>
-          <w:ilvl w:val="0"/>
-          <w:numId w:val="1"/>
-        </w:numPr>
-        <w:spacing w:after="40"/>
-      </w:pPr>
-      <w:r>
-        <w:t xml:space="preserve">Program nauczania musi być zgodny z podstawą programową; dopuszcza go dyrektor</w:t>
-      </w:r>
-    </w:p>
-    <w:p>
-      <w:pPr>
-        <w:spacing w:after="100"/>
-      </w:pPr>
-      <w:r>
-        <w:t xml:space="preserve">na wniosek nauczyciela (po zasięgnięciu opinii rady pedagogicznej).</w:t>
-      </w:r>
-    </w:p>
-    <w:p>
-      <w:pPr>
-        <w:pStyle w:val="ListParagraph"/>
-        <w:numPr>
-          <w:ilvl w:val="0"/>
-          <w:numId w:val="1"/>
-        </w:numPr>
-        <w:spacing w:after="40"/>
-      </w:pPr>
-      <w:r>
-        <w:t xml:space="preserve">Zasady oceniania określa statut szkoły i przedmiotowe zasady oceniania (PZO/WZO).</w:t>
-      </w:r>
-    </w:p>
-    <w:p>
-      <w:pPr>
-        <w:pStyle w:val="ListParagraph"/>
-        <w:numPr>
-          <w:ilvl w:val="0"/>
-          <w:numId w:val="1"/>
-        </w:numPr>
-        <w:spacing w:after="40"/>
-      </w:pPr>
-      <w:r>
-        <w:t xml:space="preserve">Kwalifikacje: przedmiotu „muzyka” uczy nauczyciel z przygotowaniem kierunkowym;</w:t>
-      </w:r>
-    </w:p>
-    <w:p>
-      <w:pPr>
-        <w:spacing w:after="100"/>
-      </w:pPr>
-      <w:r>
-        <w:t xml:space="preserve">osoba bez formalnych kwalifikacji nauczycielskich może prowadzić np. </w:t>
-      </w:r>
-      <w:r>
-        <w:rPr>
-          <w:b/>
-          <w:bCs/>
-        </w:rPr>
-        <w:t xml:space="preserve">zajęcia dodatkowe/chór</w:t>
-      </w:r>
-      <w:r>
-        <w:t xml:space="preserve"> lub współpracować w formule wsparcia — szczegóły warto ustalić z dyrekcją (kwalifikacje reguluje odrębne rozporządzenie MEN w sprawie kwalifikacji nauczycieli).</w:t>
-      </w:r>
-    </w:p>
-    <w:p>
-      <w:pPr>
-        <w:pBdr>
-          <w:bottom w:val="single" w:color="2E75B6" w:sz="6" w:space="1"/>
-        </w:pBdr>
-        <w:spacing w:after="60" w:before="60"/>
-      </w:pPr>
-      <w:r>
-        <w:t xml:space="preserve"/>
-      </w:r>
-    </w:p>
-    <w:p>
-      <w:pPr>
-        <w:pStyle w:val="Heading2"/>
-        <w:pBdr>
-          <w:bottom w:val="single" w:color="DEEAF6" w:sz="4" w:space="2"/>
-        </w:pBdr>
-        <w:spacing w:after="80" w:before="220"/>
-      </w:pPr>
-      <w:r>
-        <w:rPr>
-          <w:b/>
-          <w:bCs/>
-          <w:color w:val="2E75B6"/>
-          <w:sz w:val="26"/>
-          <w:szCs w:val="26"/>
-        </w:rPr>
-        <w:t xml:space="preserve">3. Klasy 1–3 — edukacja muzyczna (edukacja wczesnoszkolna)</w:t>
-      </w:r>
-    </w:p>
-    <w:p>
-      <w:pPr>
-        <w:spacing w:after="100"/>
-      </w:pPr>
-      <w:r>
-        <w:t xml:space="preserve">W klasach 1–3 nie ma odrębnego przedmiotu „muzyka”. Treści muzyczne realizuje się w ramach </w:t>
-      </w:r>
-      <w:r>
-        <w:rPr>
-          <w:b/>
-          <w:bCs/>
-        </w:rPr>
-        <w:t xml:space="preserve">zintegrowanej edukacji wczesnoszkolnej</w:t>
-      </w:r>
-      <w:r>
-        <w:t xml:space="preserve">, w obszarze </w:t>
-      </w:r>
-      <w:r>
-        <w:rPr>
-          <w:b/>
-          <w:bCs/>
-        </w:rPr>
-        <w:t xml:space="preserve">„edukacja muzyczna”</w:t>
-      </w:r>
-      <w:r>
-        <w:t xml:space="preserve">. Celem jest </w:t>
-      </w:r>
-      <w:r>
-        <w:rPr>
-          <w:b/>
-          <w:bCs/>
-        </w:rPr>
-        <w:t xml:space="preserve">wspieranie całościowego rozwoju dziecka</w:t>
-      </w:r>
-      <w:r>
-        <w:t xml:space="preserve"> przez działania muzyczne (śpiew, ruch, gra, słuchanie) [8].</w:t>
-      </w:r>
-    </w:p>
-    <w:p>
-      <w:pPr>
-        <w:spacing w:after="100"/>
-      </w:pPr>
-      <w:r>
-        <w:t xml:space="preserve">Podstawa programowa opisuje </w:t>
-      </w:r>
-      <w:r>
-        <w:rPr>
-          <w:b/>
-          <w:bCs/>
-        </w:rPr>
-        <w:t xml:space="preserve">osiągnięcia ucznia</w:t>
-      </w:r>
-      <w:r>
-        <w:t xml:space="preserve"> w kilku zakresach:</w:t>
-      </w:r>
-    </w:p>
-    <w:p>
-      <w:pPr>
-        <w:pStyle w:val="Heading3"/>
-        <w:spacing w:after="60" w:before="160"/>
-      </w:pPr>
-      <w:r>
-        <w:rPr>
-          <w:b/>
-          <w:bCs/>
-          <w:color w:val="1F4E79"/>
-          <w:sz w:val="23"/>
-          <w:szCs w:val="23"/>
-        </w:rPr>
-        <w:t xml:space="preserve">3.1. Słuchanie muzyki — uczeń:</w:t>
-      </w:r>
-    </w:p>
-    <w:p>
-      <w:pPr>
-        <w:pStyle w:val="ListParagraph"/>
-        <w:numPr>
-          <w:ilvl w:val="0"/>
-          <w:numId w:val="2"/>
-        </w:numPr>
-        <w:spacing w:after="40"/>
-      </w:pPr>
-      <w:r>
-        <w:t xml:space="preserve">słucha, poszukuje źródeł dźwięku i je identyfikuje;</w:t>
-      </w:r>
-    </w:p>
-    <w:p>
-      <w:pPr>
-        <w:pStyle w:val="ListParagraph"/>
-        <w:numPr>
-          <w:ilvl w:val="0"/>
-          <w:numId w:val="2"/>
-        </w:numPr>
-        <w:spacing w:after="40"/>
-      </w:pPr>
-      <w:r>
-        <w:t xml:space="preserve">słucha muzyki w połączeniu z aktywnością ruchową i **gestami</w:t>
-      </w:r>
-    </w:p>
-    <w:p>
-      <w:pPr>
-        <w:spacing w:after="100"/>
-      </w:pPr>
-      <w:r>
-        <w:t xml:space="preserve">dźwiękotwórczymi** (klaskanie, pstrykanie, tupanie, uderzanie o uda);</w:t>
-      </w:r>
-    </w:p>
-    <w:p>
-      <w:pPr>
-        <w:pStyle w:val="ListParagraph"/>
-        <w:numPr>
-          <w:ilvl w:val="0"/>
-          <w:numId w:val="2"/>
-        </w:numPr>
-        <w:spacing w:after="40"/>
-      </w:pPr>
-      <w:r>
-        <w:t xml:space="preserve">reaguje na sygnały muzyczne w sytuacjach zadaniowych;</w:t>
-      </w:r>
-    </w:p>
-    <w:p>
-      <w:pPr>
-        <w:pStyle w:val="ListParagraph"/>
-        <w:numPr>
-          <w:ilvl w:val="0"/>
-          <w:numId w:val="2"/>
-        </w:numPr>
-        <w:spacing w:after="40"/>
-      </w:pPr>
-      <w:r>
-        <w:t xml:space="preserve">odróżnia dźwięki (np. </w:t>
-      </w:r>
-      <w:r>
-        <w:rPr>
-          <w:b/>
-          <w:bCs/>
-        </w:rPr>
-        <w:t xml:space="preserve">wysokie–niskie, długie–krótkie, ciche–głośne</w:t>
-      </w:r>
-      <w:r>
-        <w:t xml:space="preserve">;</w:t>
-      </w:r>
-    </w:p>
-    <w:p>
-      <w:pPr>
-        <w:spacing w:after="100"/>
-      </w:pPr>
-      <w:r>
-        <w:t xml:space="preserve">głosy: sopran, bas);</w:t>
-      </w:r>
-    </w:p>
-    <w:p>
-      <w:pPr>
-        <w:pStyle w:val="ListParagraph"/>
-        <w:numPr>
-          <w:ilvl w:val="0"/>
-          <w:numId w:val="2"/>
-        </w:numPr>
-        <w:spacing w:after="40"/>
-      </w:pPr>
-      <w:r>
-        <w:t xml:space="preserve">rozróżnia muzykę wykonywaną przez </w:t>
-      </w:r>
-      <w:r>
-        <w:rPr>
-          <w:b/>
-          <w:bCs/>
-        </w:rPr>
-        <w:t xml:space="preserve">solistę, chór, orkiestrę</w:t>
-      </w:r>
-      <w:r>
-        <w:t xml:space="preserve">;</w:t>
-      </w:r>
-    </w:p>
-    <w:p>
-      <w:pPr>
-        <w:pStyle w:val="ListParagraph"/>
-        <w:numPr>
-          <w:ilvl w:val="0"/>
-          <w:numId w:val="2"/>
-        </w:numPr>
-        <w:spacing w:after="40"/>
-      </w:pPr>
-      <w:r>
-        <w:t xml:space="preserve">rozpoznaje charakter muzyki (smutna, wesoła, skoczna, marszowa);</w:t>
-      </w:r>
-    </w:p>
-    <w:p>
-      <w:pPr>
-        <w:pStyle w:val="ListParagraph"/>
-        <w:numPr>
-          <w:ilvl w:val="0"/>
-          <w:numId w:val="2"/>
-        </w:numPr>
-        <w:spacing w:after="40"/>
-      </w:pPr>
-      <w:r>
-        <w:t xml:space="preserve">słucha w skupieniu krótkich utworów muzycznych [8].</w:t>
-      </w:r>
-    </w:p>
-    <w:p>
-      <w:pPr>
-        <w:pStyle w:val="Heading3"/>
-        <w:spacing w:after="60" w:before="160"/>
-      </w:pPr>
-      <w:r>
-        <w:rPr>
-          <w:b/>
-          <w:bCs/>
-          <w:color w:val="1F4E79"/>
-          <w:sz w:val="23"/>
-          <w:szCs w:val="23"/>
-        </w:rPr>
-        <w:t xml:space="preserve">3.2. Ekspresja muzyczna — śpiew — uczeń:</w:t>
-      </w:r>
-    </w:p>
-    <w:p>
-      <w:pPr>
-        <w:pStyle w:val="ListParagraph"/>
-        <w:numPr>
-          <w:ilvl w:val="0"/>
-          <w:numId w:val="1"/>
-        </w:numPr>
-        <w:spacing w:after="40"/>
-      </w:pPr>
-      <w:r>
-        <w:t xml:space="preserve">śpiewa piosenki z repertuaru dziecięcego oraz **śpiewa z pamięci hymn</w:t>
-      </w:r>
-    </w:p>
-    <w:p>
-      <w:pPr>
-        <w:spacing w:after="100"/>
-      </w:pPr>
-      <w:r>
-        <w:t xml:space="preserve">narodowy** (uwzględniając zmiany tempa i dynamiki);</w:t>
-      </w:r>
-    </w:p>
-    <w:p>
-      <w:pPr>
-        <w:pStyle w:val="ListParagraph"/>
-        <w:numPr>
-          <w:ilvl w:val="0"/>
-          <w:numId w:val="1"/>
-        </w:numPr>
-        <w:spacing w:after="40"/>
-      </w:pPr>
-      <w:r>
-        <w:t xml:space="preserve">odtwarza ze słuchu proste melodie i piosenki (metoda echa);</w:t>
-      </w:r>
-    </w:p>
-    <w:p>
-      <w:pPr>
-        <w:pStyle w:val="ListParagraph"/>
-        <w:numPr>
-          <w:ilvl w:val="0"/>
-          <w:numId w:val="1"/>
-        </w:numPr>
-        <w:spacing w:after="40"/>
-      </w:pPr>
-      <w:r>
-        <w:t xml:space="preserve">dba o właściwą postawę i artykulację podczas śpiewu;</w:t>
-      </w:r>
-    </w:p>
-    <w:p>
-      <w:pPr>
-        <w:pStyle w:val="ListParagraph"/>
-        <w:numPr>
-          <w:ilvl w:val="0"/>
-          <w:numId w:val="1"/>
-        </w:numPr>
-        <w:spacing w:after="40"/>
-      </w:pPr>
-      <w:r>
-        <w:t xml:space="preserve">śpiewa podczas zabawy, nauki i uroczystości [8].</w:t>
-      </w:r>
-    </w:p>
-    <w:p>
-      <w:pPr>
-        <w:pStyle w:val="Heading3"/>
-        <w:spacing w:after="60" w:before="160"/>
-      </w:pPr>
-      <w:r>
-        <w:rPr>
-          <w:b/>
-          <w:bCs/>
-          <w:color w:val="1F4E79"/>
-          <w:sz w:val="23"/>
-          <w:szCs w:val="23"/>
-        </w:rPr>
-        <w:t xml:space="preserve">3.3. Gra na instrumentach i muzykowanie — uczeń:</w:t>
-      </w:r>
-    </w:p>
-    <w:p>
-      <w:pPr>
-        <w:pStyle w:val="ListParagraph"/>
-        <w:numPr>
-          <w:ilvl w:val="0"/>
-          <w:numId w:val="1"/>
-        </w:numPr>
-        <w:spacing w:after="40"/>
-      </w:pPr>
-      <w:r>
-        <w:t xml:space="preserve">gra na </w:t>
-      </w:r>
-      <w:r>
-        <w:rPr>
-          <w:b/>
-          <w:bCs/>
-        </w:rPr>
-        <w:t xml:space="preserve">instrumentach perkusyjnych</w:t>
-      </w:r>
-      <w:r>
-        <w:t xml:space="preserve"> (niemelodycznych i melodycznych, np.</w:t>
-      </w:r>
-    </w:p>
-    <w:p>
-      <w:pPr>
-        <w:spacing w:after="100"/>
-      </w:pPr>
-      <w:r>
-        <w:t xml:space="preserve">dzwonki), tworzy proste akompaniamenty i ilustracje dźwiękowe;</w:t>
-      </w:r>
-    </w:p>
-    <w:p>
-      <w:pPr>
-        <w:pStyle w:val="ListParagraph"/>
-        <w:numPr>
-          <w:ilvl w:val="0"/>
-          <w:numId w:val="1"/>
-        </w:numPr>
-        <w:spacing w:after="40"/>
-      </w:pPr>
-      <w:r>
-        <w:t xml:space="preserve">realizuje proste schematy rytmiczne (tataizacja, gestodźwięki).</w:t>
-      </w:r>
-    </w:p>
-    <w:p>
-      <w:pPr>
-        <w:pStyle w:val="Heading3"/>
-        <w:spacing w:after="60" w:before="160"/>
-      </w:pPr>
-      <w:r>
-        <w:rPr>
-          <w:b/>
-          <w:bCs/>
-          <w:color w:val="1F4E79"/>
-          <w:sz w:val="23"/>
-          <w:szCs w:val="23"/>
-        </w:rPr>
-        <w:t xml:space="preserve">3.4. Ruch przy muzyce (improwizacja ruchowa) — uczeń:</w:t>
-      </w:r>
-    </w:p>
-    <w:p>
-      <w:pPr>
-        <w:pStyle w:val="ListParagraph"/>
-        <w:numPr>
-          <w:ilvl w:val="0"/>
-          <w:numId w:val="1"/>
-        </w:numPr>
-        <w:spacing w:after="40"/>
-      </w:pPr>
-      <w:r>
-        <w:t xml:space="preserve">reaguje ruchem na zmiany tempa, dynamiki i wysokości dźwięku;</w:t>
-      </w:r>
-    </w:p>
-    <w:p>
-      <w:pPr>
-        <w:pStyle w:val="ListParagraph"/>
-        <w:numPr>
-          <w:ilvl w:val="0"/>
-          <w:numId w:val="1"/>
-        </w:numPr>
-        <w:spacing w:after="40"/>
-      </w:pPr>
-      <w:r>
-        <w:t xml:space="preserve">interpretuje ruchem utwory, tańczy proste układy i zabawy taneczne.</w:t>
-      </w:r>
-    </w:p>
-    <w:p>
-      <w:pPr>
-        <w:pStyle w:val="Heading3"/>
-        <w:spacing w:after="60" w:before="160"/>
-      </w:pPr>
-      <w:r>
-        <w:rPr>
-          <w:b/>
-          <w:bCs/>
-          <w:color w:val="1F4E79"/>
-          <w:sz w:val="23"/>
-          <w:szCs w:val="23"/>
-        </w:rPr>
-        <w:t xml:space="preserve">3.5. Wiedza o muzyce / kultura — uczeń:</w:t>
-      </w:r>
-    </w:p>
-    <w:p>
-      <w:pPr>
-        <w:pStyle w:val="ListParagraph"/>
-        <w:numPr>
-          <w:ilvl w:val="0"/>
-          <w:numId w:val="1"/>
-        </w:numPr>
-        <w:spacing w:after="40"/>
-      </w:pPr>
-      <w:r>
-        <w:t xml:space="preserve">rozpoznaje wybrane instrumenty i podstawowe symbole notacji;</w:t>
-      </w:r>
-    </w:p>
-    <w:p>
-      <w:pPr>
-        <w:pStyle w:val="ListParagraph"/>
-        <w:numPr>
-          <w:ilvl w:val="0"/>
-          <w:numId w:val="1"/>
-        </w:numPr>
-        <w:spacing w:after="40"/>
-      </w:pPr>
-      <w:r>
-        <w:t xml:space="preserve">kulturalnie zachowuje się podczas słuchania muzyki i wykonywania hymnu.</w:t>
+        <w:t xml:space="preserve"> (ok. </w:t>
+      </w:r>
+      <w:r>
+        <w:rPr>
+          <w:b/>
+          <w:bCs/>
+        </w:rPr>
+        <w:t xml:space="preserve">30 godzin w roku szkolnym</w:t>
+      </w:r>
+      <w:r>
+        <w:t xml:space="preserve">, jednostka 45 min; w klasie VIII muzyki już nie ma) [3][4].</w:t>
       </w:r>
     </w:p>
     <w:p>
@@ -1014,7 +444,7 @@
           <w:iCs/>
           <w:color w:val="595959"/>
         </w:rPr>
-        <w:t xml:space="preserve">Wniosek dla prowadzącego kl. 1–3:</w:t>
+        <w:t xml:space="preserve">Aktualność (stan na 2026 r.):</w:t>
       </w:r>
       <w:r>
         <w:rPr>
@@ -1022,7 +452,7 @@
           <w:iCs/>
           <w:color w:val="595959"/>
         </w:rPr>
-        <w:t xml:space="preserve"> dominują </w:t>
+        <w:t xml:space="preserve"> rozporządzenie z 2017 r. było kilkukrotnie nowelizowane (m.in. Rozporządzenie z 28 czerwca 2024 r., Dz.U. 2024 poz. 996 — tzw. „odchudzenie” podstawy). </w:t>
       </w:r>
       <w:r>
         <w:rPr>
@@ -1032,7 +462,7 @@
           <w:iCs/>
           <w:color w:val="595959"/>
         </w:rPr>
-        <w:t xml:space="preserve">zabawa, ruch i śpiew ze słuchu</w:t>
+        <w:t xml:space="preserve">Nowelizacja z 2024 r. nie objęła przedmiotu Muzyka</w:t>
       </w:r>
       <w:r>
         <w:rPr>
@@ -1040,43 +470,138 @@
           <w:iCs/>
           <w:color w:val="595959"/>
         </w:rPr>
-        <w:t xml:space="preserve">. Notacja i teoria pojawiają się jedynie sygnalnie. Kluczowe metody: </w:t>
-      </w:r>
-      <w:r>
-        <w:rPr>
-          <w:b/>
-          <w:bCs/>
-          <w:i/>
-          <w:iCs/>
-          <w:color w:val="595959"/>
-        </w:rPr>
-        <w:t xml:space="preserve">Orffa</w:t>
-      </w:r>
-      <w:r>
-        <w:rPr>
-          <w:i/>
-          <w:iCs/>
-          <w:color w:val="595959"/>
-        </w:rPr>
-        <w:t xml:space="preserve"> (instrumentarium, body percussion) i </w:t>
-      </w:r>
-      <w:r>
-        <w:rPr>
-          <w:b/>
-          <w:bCs/>
-          <w:i/>
-          <w:iCs/>
-          <w:color w:val="595959"/>
-        </w:rPr>
-        <w:t xml:space="preserve">Kodálya</w:t>
-      </w:r>
-      <w:r>
-        <w:rPr>
-          <w:i/>
-          <w:iCs/>
-          <w:color w:val="595959"/>
-        </w:rPr>
-        <w:t xml:space="preserve"> (śpiew, fonogestyka).</w:t>
+        <w:t xml:space="preserve"> — wymagania opisane w tym raporcie pozostają obowiązujące.</w:t>
+      </w:r>
+    </w:p>
+    <w:p>
+      <w:pPr>
+        <w:spacing w:after="100"/>
+      </w:pPr>
+      <w:r>
+        <w:rPr>
+          <w:b/>
+          <w:bCs/>
+        </w:rPr>
+        <w:t xml:space="preserve">Dokumenty wspierające (nieobowiązkowe, ale rekomendowane):</w:t>
+      </w:r>
+    </w:p>
+    <w:p>
+      <w:pPr>
+        <w:pStyle w:val="ListParagraph"/>
+        <w:numPr>
+          <w:ilvl w:val="0"/>
+          <w:numId w:val="1"/>
+        </w:numPr>
+        <w:spacing w:after="40"/>
+      </w:pPr>
+      <w:r>
+        <w:t xml:space="preserve">*Podstawa programowa kształcenia ogólnego z komentarzem. Szkoła podstawowa –</w:t>
+      </w:r>
+    </w:p>
+    <w:p>
+      <w:pPr>
+        <w:spacing w:after="100"/>
+      </w:pPr>
+      <w:r>
+        <w:t xml:space="preserve">Muzyka* – Ośrodek Rozwoju Edukacji (ORE) [5];</w:t>
+      </w:r>
+    </w:p>
+    <w:p>
+      <w:pPr>
+        <w:pStyle w:val="ListParagraph"/>
+        <w:numPr>
+          <w:ilvl w:val="0"/>
+          <w:numId w:val="1"/>
+        </w:numPr>
+        <w:spacing w:after="40"/>
+      </w:pPr>
+      <w:r>
+        <w:t xml:space="preserve">programy nauczania wydawców (np. „Lekcja muzyki” – Nowa Era, „Muzyczny świat”</w:t>
+      </w:r>
+    </w:p>
+    <w:p>
+      <w:pPr>
+        <w:spacing w:after="100"/>
+      </w:pPr>
+      <w:r>
+        <w:t xml:space="preserve">– MAC, „Klucz do muzyki”) – gotowe do dopuszczenia przez dyrektora [6][7].</w:t>
+      </w:r>
+    </w:p>
+    <w:p>
+      <w:pPr>
+        <w:spacing w:after="100"/>
+      </w:pPr>
+      <w:r>
+        <w:rPr>
+          <w:b/>
+          <w:bCs/>
+        </w:rPr>
+        <w:t xml:space="preserve">Ważne zasady prawne dla nauczyciela:</w:t>
+      </w:r>
+    </w:p>
+    <w:p>
+      <w:pPr>
+        <w:pStyle w:val="ListParagraph"/>
+        <w:numPr>
+          <w:ilvl w:val="0"/>
+          <w:numId w:val="1"/>
+        </w:numPr>
+        <w:spacing w:after="40"/>
+      </w:pPr>
+      <w:r>
+        <w:t xml:space="preserve">Program nauczania musi być zgodny z podstawą programową; dopuszcza go dyrektor</w:t>
+      </w:r>
+    </w:p>
+    <w:p>
+      <w:pPr>
+        <w:spacing w:after="100"/>
+      </w:pPr>
+      <w:r>
+        <w:t xml:space="preserve">na wniosek nauczyciela (po zasięgnięciu opinii rady pedagogicznej).</w:t>
+      </w:r>
+    </w:p>
+    <w:p>
+      <w:pPr>
+        <w:pStyle w:val="ListParagraph"/>
+        <w:numPr>
+          <w:ilvl w:val="0"/>
+          <w:numId w:val="1"/>
+        </w:numPr>
+        <w:spacing w:after="40"/>
+      </w:pPr>
+      <w:r>
+        <w:t xml:space="preserve">Zasady oceniania określa statut szkoły i przedmiotowe zasady oceniania (PZO/WZO).</w:t>
+      </w:r>
+    </w:p>
+    <w:p>
+      <w:pPr>
+        <w:pStyle w:val="ListParagraph"/>
+        <w:numPr>
+          <w:ilvl w:val="0"/>
+          <w:numId w:val="1"/>
+        </w:numPr>
+        <w:spacing w:after="40"/>
+      </w:pPr>
+      <w:r>
+        <w:t xml:space="preserve">Kwalifikacje: przedmiotu „muzyka” uczy nauczyciel z przygotowaniem kierunkowym;</w:t>
+      </w:r>
+    </w:p>
+    <w:p>
+      <w:pPr>
+        <w:spacing w:after="100"/>
+      </w:pPr>
+      <w:r>
+        <w:t xml:space="preserve">osoba bez formalnych kwalifikacji nauczycielskich może prowadzić np. </w:t>
+      </w:r>
+      <w:r>
+        <w:rPr>
+          <w:b/>
+          <w:bCs/>
+        </w:rPr>
+        <w:t xml:space="preserve">zajęcia dodatkowe/chór</w:t>
+      </w:r>
+      <w:r>
+        <w:t xml:space="preserve"> lub współpracować w formule wsparcia — szczegóły warto ustalić z dyrekcją (kwalifikacje reguluje odrębne rozporządzenie MEN w sprawie kwalifikacji nauczycieli).</w:t>
       </w:r>
     </w:p>
     <w:p>
@@ -1106,7 +631,63 @@
           <w:sz w:val="26"/>
           <w:szCs w:val="26"/>
         </w:rPr>
-        <w:t xml:space="preserve">4. Klasy 4–7 — przedmiot „Muzyka”</w:t>
+        <w:t xml:space="preserve">3. Klasy 1–3 — edukacja muzyczna (edukacja wczesnoszkolna)</w:t>
+      </w:r>
+    </w:p>
+    <w:p>
+      <w:pPr>
+        <w:spacing w:after="100"/>
+      </w:pPr>
+      <w:r>
+        <w:t xml:space="preserve">W klasach 1–3 nie ma odrębnego przedmiotu „muzyka”. Treści muzyczne realizuje się w ramach </w:t>
+      </w:r>
+      <w:r>
+        <w:rPr>
+          <w:b/>
+          <w:bCs/>
+        </w:rPr>
+        <w:t xml:space="preserve">zintegrowanej edukacji wczesnoszkolnej</w:t>
+      </w:r>
+      <w:r>
+        <w:t xml:space="preserve">, w obszarze </w:t>
+      </w:r>
+      <w:r>
+        <w:rPr>
+          <w:b/>
+          <w:bCs/>
+        </w:rPr>
+        <w:t xml:space="preserve">„edukacja muzyczna”</w:t>
+      </w:r>
+      <w:r>
+        <w:t xml:space="preserve">. Celem jest </w:t>
+      </w:r>
+      <w:r>
+        <w:rPr>
+          <w:b/>
+          <w:bCs/>
+        </w:rPr>
+        <w:t xml:space="preserve">wspieranie całościowego rozwoju dziecka</w:t>
+      </w:r>
+      <w:r>
+        <w:t xml:space="preserve"> przez działania muzyczne (śpiew, ruch, gra, słuchanie) [8].</w:t>
+      </w:r>
+    </w:p>
+    <w:p>
+      <w:pPr>
+        <w:spacing w:after="100"/>
+      </w:pPr>
+      <w:r>
+        <w:t xml:space="preserve">Podstawa programowa opisuje </w:t>
+      </w:r>
+      <w:r>
+        <w:rPr>
+          <w:b/>
+          <w:bCs/>
+        </w:rPr>
+        <w:t xml:space="preserve">osiągnięcia ucznia</w:t>
+      </w:r>
+      <w:r>
+        <w:t xml:space="preserve"> w kilku zakresach:</w:t>
       </w:r>
     </w:p>
     <w:p>
@@ -1122,70 +703,134 @@
           <w:sz w:val="23"/>
           <w:szCs w:val="23"/>
         </w:rPr>
-        <w:t xml:space="preserve">4.1. Cele kształcenia (wymagania ogólne)</w:t>
-      </w:r>
-    </w:p>
-    <w:p>
-      <w:pPr>
-        <w:spacing w:after="100"/>
-      </w:pPr>
-      <w:r>
-        <w:t xml:space="preserve">Podstawa programowa przedmiotu „Muzyka” wyznacza </w:t>
-      </w:r>
-      <w:r>
-        <w:rPr>
-          <w:b/>
-          <w:bCs/>
-        </w:rPr>
-        <w:t xml:space="preserve">trzy główne cele</w:t>
-      </w:r>
-      <w:r>
-        <w:t xml:space="preserve"> [4][5]:</w:t>
-      </w:r>
-    </w:p>
-    <w:p>
-      <w:pPr>
-        <w:spacing w:after="100"/>
-      </w:pPr>
-      <w:r>
-        <w:rPr>
-          <w:b/>
-          <w:bCs/>
-        </w:rPr>
-        <w:t xml:space="preserve">I. Indywidualna i zespołowa ekspresja muzyczna</w:t>
-      </w:r>
-      <w:r>
-        <w:t xml:space="preserve"> — uczeń indywidualnie i zespołowo muzykuje, tworzy i improwizuje proste struktury dźwiękowe, rozwijając zdolności i umiejętności muzyczne.</w:t>
-      </w:r>
-    </w:p>
-    <w:p>
-      <w:pPr>
-        <w:spacing w:after="100"/>
-      </w:pPr>
-      <w:r>
-        <w:rPr>
-          <w:b/>
-          <w:bCs/>
-        </w:rPr>
-        <w:t xml:space="preserve">II. Język i funkcje muzyki, myślenie muzyczne, kreacja i twórcze działania</w:t>
-      </w:r>
-      <w:r>
-        <w:t xml:space="preserve"> — uczeń rozumie podstawowe pojęcia i terminy muzyczne niezbędne w praktyce wykonawczej oraz w świadomym odbiorze muzyki.</w:t>
-      </w:r>
-    </w:p>
-    <w:p>
-      <w:pPr>
-        <w:spacing w:after="100"/>
-      </w:pPr>
-      <w:r>
-        <w:rPr>
-          <w:b/>
-          <w:bCs/>
-        </w:rPr>
-        <w:t xml:space="preserve">III. Wiedza o kulturze muzycznej, narodowym i światowym dziedzictwie kulturowym</w:t>
-      </w:r>
-      <w:r>
-        <w:t xml:space="preserve"> — uczeń interpretuje i wartościuje zjawiska kultury muzycznej jako jej świadomy uczestnik i odbiorca.</w:t>
+        <w:t xml:space="preserve">3.1. Słuchanie muzyki — uczeń:</w:t>
+      </w:r>
+    </w:p>
+    <w:p>
+      <w:pPr>
+        <w:pStyle w:val="ListParagraph"/>
+        <w:numPr>
+          <w:ilvl w:val="0"/>
+          <w:numId w:val="2"/>
+        </w:numPr>
+        <w:spacing w:after="40"/>
+      </w:pPr>
+      <w:r>
+        <w:t xml:space="preserve">słucha, poszukuje źródeł dźwięku i je identyfikuje;</w:t>
+      </w:r>
+    </w:p>
+    <w:p>
+      <w:pPr>
+        <w:pStyle w:val="ListParagraph"/>
+        <w:numPr>
+          <w:ilvl w:val="0"/>
+          <w:numId w:val="2"/>
+        </w:numPr>
+        <w:spacing w:after="40"/>
+      </w:pPr>
+      <w:r>
+        <w:t xml:space="preserve">słucha muzyki w połączeniu z aktywnością ruchową i **gestami</w:t>
+      </w:r>
+    </w:p>
+    <w:p>
+      <w:pPr>
+        <w:spacing w:after="100"/>
+      </w:pPr>
+      <w:r>
+        <w:t xml:space="preserve">dźwiękotwórczymi** (klaskanie, pstrykanie, tupanie, uderzanie o uda);</w:t>
+      </w:r>
+    </w:p>
+    <w:p>
+      <w:pPr>
+        <w:pStyle w:val="ListParagraph"/>
+        <w:numPr>
+          <w:ilvl w:val="0"/>
+          <w:numId w:val="2"/>
+        </w:numPr>
+        <w:spacing w:after="40"/>
+      </w:pPr>
+      <w:r>
+        <w:t xml:space="preserve">reaguje na sygnały muzyczne w sytuacjach zadaniowych;</w:t>
+      </w:r>
+    </w:p>
+    <w:p>
+      <w:pPr>
+        <w:pStyle w:val="ListParagraph"/>
+        <w:numPr>
+          <w:ilvl w:val="0"/>
+          <w:numId w:val="2"/>
+        </w:numPr>
+        <w:spacing w:after="40"/>
+      </w:pPr>
+      <w:r>
+        <w:t xml:space="preserve">odróżnia dźwięki (np. </w:t>
+      </w:r>
+      <w:r>
+        <w:rPr>
+          <w:b/>
+          <w:bCs/>
+        </w:rPr>
+        <w:t xml:space="preserve">wysokie–niskie, długie–krótkie, ciche–głośne</w:t>
+      </w:r>
+      <w:r>
+        <w:t xml:space="preserve">;</w:t>
+      </w:r>
+    </w:p>
+    <w:p>
+      <w:pPr>
+        <w:spacing w:after="100"/>
+      </w:pPr>
+      <w:r>
+        <w:t xml:space="preserve">głosy: sopran, bas);</w:t>
+      </w:r>
+    </w:p>
+    <w:p>
+      <w:pPr>
+        <w:pStyle w:val="ListParagraph"/>
+        <w:numPr>
+          <w:ilvl w:val="0"/>
+          <w:numId w:val="2"/>
+        </w:numPr>
+        <w:spacing w:after="40"/>
+      </w:pPr>
+      <w:r>
+        <w:t xml:space="preserve">rozróżnia muzykę wykonywaną przez </w:t>
+      </w:r>
+      <w:r>
+        <w:rPr>
+          <w:b/>
+          <w:bCs/>
+        </w:rPr>
+        <w:t xml:space="preserve">solistę, chór, orkiestrę</w:t>
+      </w:r>
+      <w:r>
+        <w:t xml:space="preserve">;</w:t>
+      </w:r>
+    </w:p>
+    <w:p>
+      <w:pPr>
+        <w:pStyle w:val="ListParagraph"/>
+        <w:numPr>
+          <w:ilvl w:val="0"/>
+          <w:numId w:val="2"/>
+        </w:numPr>
+        <w:spacing w:after="40"/>
+      </w:pPr>
+      <w:r>
+        <w:t xml:space="preserve">rozpoznaje charakter muzyki (smutna, wesoła, skoczna, marszowa);</w:t>
+      </w:r>
+    </w:p>
+    <w:p>
+      <w:pPr>
+        <w:pStyle w:val="ListParagraph"/>
+        <w:numPr>
+          <w:ilvl w:val="0"/>
+          <w:numId w:val="2"/>
+        </w:numPr>
+        <w:spacing w:after="40"/>
+      </w:pPr>
+      <w:r>
+        <w:t xml:space="preserve">słucha w skupieniu krótkich utworów muzycznych [8].</w:t>
       </w:r>
     </w:p>
     <w:p>
@@ -1201,400 +846,67 @@
           <w:sz w:val="23"/>
           <w:szCs w:val="23"/>
         </w:rPr>
-        <w:t xml:space="preserve">4.2. Treści nauczania (wymagania szczegółowe)</w:t>
-      </w:r>
-    </w:p>
-    <w:p>
-      <w:pPr>
-        <w:spacing w:after="100"/>
-      </w:pPr>
-      <w:r>
-        <w:rPr>
-          <w:b/>
-          <w:bCs/>
-        </w:rPr>
-        <w:t xml:space="preserve">I. Indywidualna i zespołowa ekspresja muzyczna</w:t>
-      </w:r>
-    </w:p>
-    <w:p>
-      <w:pPr>
-        <w:spacing w:after="100"/>
-      </w:pPr>
-      <w:r>
-        <w:rPr>
-          <w:i/>
-          <w:iCs/>
-        </w:rPr>
-        <w:t xml:space="preserve">W zakresie śpiewu</w:t>
-      </w:r>
-      <w:r>
-        <w:t xml:space="preserve"> — uczeń:</w:t>
-      </w:r>
-    </w:p>
-    <w:p>
-      <w:pPr>
-        <w:pStyle w:val="ListParagraph"/>
-        <w:numPr>
-          <w:ilvl w:val="0"/>
-          <w:numId w:val="1"/>
-        </w:numPr>
-        <w:spacing w:after="40"/>
-      </w:pPr>
-      <w:r>
-        <w:t xml:space="preserve">śpiewa (ze słuchu i z nut, solo oraz w zespole) **minimum 10 różnorodnych</w:t>
-      </w:r>
-    </w:p>
-    <w:p>
-      <w:pPr>
-        <w:spacing w:after="100"/>
-      </w:pPr>
-      <w:r>
-        <w:t xml:space="preserve">utworów wokalnych w roku szkolnym**;</w:t>
-      </w:r>
-    </w:p>
-    <w:p>
-      <w:pPr>
-        <w:pStyle w:val="ListParagraph"/>
-        <w:numPr>
-          <w:ilvl w:val="0"/>
-          <w:numId w:val="1"/>
-        </w:numPr>
-        <w:spacing w:after="40"/>
-      </w:pPr>
-      <w:r>
-        <w:t xml:space="preserve">**wykonuje śpiewem lub na instrumencie hymn państwowy „Mazurek Dąbrowskiego”,</w:t>
-      </w:r>
-    </w:p>
-    <w:p>
-      <w:pPr>
-        <w:spacing w:after="100"/>
-      </w:pPr>
-      <w:r>
-        <w:t xml:space="preserve">hymn Unii Europejskiej „Odę do radości” oraz wybrane pieśni patriotyczne** i inne (żołnierskie, ludowe, popularne);</w:t>
-      </w:r>
-    </w:p>
-    <w:p>
-      <w:pPr>
-        <w:pStyle w:val="ListParagraph"/>
-        <w:numPr>
-          <w:ilvl w:val="0"/>
-          <w:numId w:val="1"/>
-        </w:numPr>
-        <w:spacing w:after="40"/>
-      </w:pPr>
-      <w:r>
-        <w:t xml:space="preserve">śpiewa, dbając o </w:t>
-      </w:r>
-      <w:r>
-        <w:rPr>
-          <w:b/>
-          <w:bCs/>
-        </w:rPr>
-        <w:t xml:space="preserve">higienę głosu</w:t>
-      </w:r>
-      <w:r>
-        <w:t xml:space="preserve"> (ćwiczenia oddechowe, emisyjne, dykcyjne,</w:t>
-      </w:r>
-    </w:p>
-    <w:p>
-      <w:pPr>
-        <w:spacing w:after="100"/>
-      </w:pPr>
-      <w:r>
-        <w:t xml:space="preserve">właściwa postawa, rozśpiewanie);</w:t>
-      </w:r>
-    </w:p>
-    <w:p>
-      <w:pPr>
-        <w:pStyle w:val="ListParagraph"/>
-        <w:numPr>
-          <w:ilvl w:val="0"/>
-          <w:numId w:val="1"/>
-        </w:numPr>
-        <w:spacing w:after="40"/>
-      </w:pPr>
-      <w:r>
-        <w:t xml:space="preserve">śpiewa/gra gamę oraz proste melodie [4][5].</w:t>
-      </w:r>
-    </w:p>
-    <w:p>
-      <w:pPr>
-        <w:spacing w:after="100"/>
-      </w:pPr>
-      <w:r>
-        <w:rPr>
-          <w:i/>
-          <w:iCs/>
-        </w:rPr>
-        <w:t xml:space="preserve">W zakresie gry na instrumentach</w:t>
-      </w:r>
-      <w:r>
-        <w:t xml:space="preserve"> — uczeń gra (ze słuchu i z nut, solo oraz w zespole) melodie, schematy rytmiczne, akompaniamenty i proste utwory na instrumentach melodycznych (np. flet podłużny/flażolet, dzwonki, keyboard) i perkusyjnych.</w:t>
-      </w:r>
-    </w:p>
-    <w:p>
-      <w:pPr>
-        <w:spacing w:after="100"/>
-      </w:pPr>
-      <w:r>
-        <w:rPr>
-          <w:i/>
-          <w:iCs/>
-        </w:rPr>
-        <w:t xml:space="preserve">W zakresie ruchu przy muzyce</w:t>
-      </w:r>
-      <w:r>
-        <w:t xml:space="preserve"> — uczeń odtwarza ruchem rytmy i tańczy podstawowe kroki oraz figury </w:t>
-      </w:r>
-      <w:r>
-        <w:rPr>
-          <w:b/>
-          <w:bCs/>
-        </w:rPr>
-        <w:t xml:space="preserve">polskich tańców narodowych</w:t>
-      </w:r>
-      <w:r>
-        <w:t xml:space="preserve"> (polonez, krakowiak; a także kujawiak, mazur, oberek) oraz wybrane tańce innych narodów.</w:t>
-      </w:r>
-    </w:p>
-    <w:p>
-      <w:pPr>
-        <w:spacing w:after="100"/>
-      </w:pPr>
-      <w:r>
-        <w:rPr>
-          <w:i/>
-          <w:iCs/>
-        </w:rPr>
-        <w:t xml:space="preserve">W zakresie improwizacji i kreacji</w:t>
-      </w:r>
-      <w:r>
-        <w:t xml:space="preserve"> — uczeń improwizuje i tworzy proste struktury dźwiękowe, akompaniamenty, ilustracje muzyczne, rytmy i melodie.</w:t>
-      </w:r>
-    </w:p>
-    <w:p>
-      <w:pPr>
-        <w:spacing w:after="100"/>
-      </w:pPr>
-      <w:r>
-        <w:rPr>
-          <w:b/>
-          <w:bCs/>
-        </w:rPr>
-        <w:t xml:space="preserve">II. Język i funkcje muzyki, myślenie muzyczne</w:t>
-      </w:r>
-      <w:r>
-        <w:t xml:space="preserve"> — uczeń:</w:t>
-      </w:r>
-    </w:p>
-    <w:p>
-      <w:pPr>
-        <w:pStyle w:val="ListParagraph"/>
-        <w:numPr>
-          <w:ilvl w:val="0"/>
-          <w:numId w:val="1"/>
-        </w:numPr>
-        <w:spacing w:after="40"/>
-      </w:pPr>
-      <w:r>
-        <w:t xml:space="preserve">zna i stosuje elementy </w:t>
-      </w:r>
-      <w:r>
-        <w:rPr>
-          <w:b/>
-          <w:bCs/>
-        </w:rPr>
-        <w:t xml:space="preserve">notacji muzycznej</w:t>
-      </w:r>
-      <w:r>
-        <w:t xml:space="preserve"> (pięciolinia, klucz wiolinowy,</w:t>
-      </w:r>
-    </w:p>
-    <w:p>
-      <w:pPr>
-        <w:spacing w:after="100"/>
-      </w:pPr>
-      <w:r>
-        <w:t xml:space="preserve">nazwy dźwięków, </w:t>
-      </w:r>
-      <w:r>
-        <w:rPr>
-          <w:b/>
-          <w:bCs/>
-        </w:rPr>
-        <w:t xml:space="preserve">wartości rytmiczne i pauzy</w:t>
-      </w:r>
-      <w:r>
-        <w:t xml:space="preserve">, metrum, takt);</w:t>
-      </w:r>
-    </w:p>
-    <w:p>
-      <w:pPr>
-        <w:pStyle w:val="ListParagraph"/>
-        <w:numPr>
-          <w:ilvl w:val="0"/>
-          <w:numId w:val="1"/>
-        </w:numPr>
-        <w:spacing w:after="40"/>
-      </w:pPr>
-      <w:r>
-        <w:t xml:space="preserve">rozpoznaje i charakteryzuje </w:t>
-      </w:r>
-      <w:r>
-        <w:rPr>
-          <w:b/>
-          <w:bCs/>
-        </w:rPr>
-        <w:t xml:space="preserve">elementy dzieła muzycznego</w:t>
-      </w:r>
-      <w:r>
-        <w:t xml:space="preserve"> (melodia, rytm,</w:t>
-      </w:r>
-    </w:p>
-    <w:p>
-      <w:pPr>
-        <w:spacing w:after="100"/>
-      </w:pPr>
-      <w:r>
-        <w:t xml:space="preserve">harmonia, dynamika, agogika, artykulacja, barwa, budowa/forma);</w:t>
-      </w:r>
-    </w:p>
-    <w:p>
-      <w:pPr>
-        <w:pStyle w:val="ListParagraph"/>
-        <w:numPr>
-          <w:ilvl w:val="0"/>
-          <w:numId w:val="1"/>
-        </w:numPr>
-        <w:spacing w:after="40"/>
-      </w:pPr>
-      <w:r>
-        <w:t xml:space="preserve">klasyfikuje instrumenty i głosy ludzkie; rozróżnia faktury i podstawowe formy</w:t>
-      </w:r>
-    </w:p>
-    <w:p>
-      <w:pPr>
-        <w:spacing w:after="100"/>
-      </w:pPr>
-      <w:r>
-        <w:t xml:space="preserve">muzyczne.</w:t>
-      </w:r>
-    </w:p>
-    <w:p>
-      <w:pPr>
-        <w:spacing w:after="100"/>
-      </w:pPr>
-      <w:r>
-        <w:rPr>
-          <w:b/>
-          <w:bCs/>
-        </w:rPr>
-        <w:t xml:space="preserve">III. Kultura muzyczna, dziedzictwo narodowe i światowe</w:t>
-      </w:r>
-      <w:r>
-        <w:t xml:space="preserve"> — uczeń:</w:t>
-      </w:r>
-    </w:p>
-    <w:p>
-      <w:pPr>
-        <w:pStyle w:val="ListParagraph"/>
-        <w:numPr>
-          <w:ilvl w:val="0"/>
-          <w:numId w:val="1"/>
-        </w:numPr>
-        <w:spacing w:after="40"/>
-      </w:pPr>
-      <w:r>
-        <w:t xml:space="preserve">poznaje </w:t>
-      </w:r>
-      <w:r>
-        <w:rPr>
-          <w:b/>
-          <w:bCs/>
-        </w:rPr>
-        <w:t xml:space="preserve">sylwetki polskich kompozytorów</w:t>
-      </w:r>
-      <w:r>
-        <w:t xml:space="preserve"> (m.in. Fryderyk </w:t>
-      </w:r>
-      <w:r>
-        <w:rPr>
-          <w:b/>
-          <w:bCs/>
-        </w:rPr>
-        <w:t xml:space="preserve">Chopin</w:t>
-      </w:r>
-      <w:r>
-        <w:t xml:space="preserve">,</w:t>
-      </w:r>
-    </w:p>
-    <w:p>
-      <w:pPr>
-        <w:spacing w:after="100"/>
-      </w:pPr>
-      <w:r>
-        <w:t xml:space="preserve">Stanisław </w:t>
-      </w:r>
-      <w:r>
-        <w:rPr>
-          <w:b/>
-          <w:bCs/>
-        </w:rPr>
-        <w:t xml:space="preserve">Moniuszko</w:t>
-      </w:r>
-      <w:r>
-        <w:t xml:space="preserve">, Henryk Wieniawski, Wojciech Kilar) i wybrane dzieła światowe;</w:t>
-      </w:r>
-    </w:p>
-    <w:p>
-      <w:pPr>
-        <w:pStyle w:val="ListParagraph"/>
-        <w:numPr>
-          <w:ilvl w:val="0"/>
-          <w:numId w:val="1"/>
-        </w:numPr>
-        <w:spacing w:after="40"/>
-      </w:pPr>
-      <w:r>
-        <w:t xml:space="preserve">poznaje </w:t>
-      </w:r>
-      <w:r>
-        <w:rPr>
-          <w:b/>
-          <w:bCs/>
-        </w:rPr>
-        <w:t xml:space="preserve">polski folklor muzyczny</w:t>
-      </w:r>
-      <w:r>
-        <w:t xml:space="preserve"> i tradycje regionalne;</w:t>
-      </w:r>
-    </w:p>
-    <w:p>
-      <w:pPr>
-        <w:pStyle w:val="ListParagraph"/>
-        <w:numPr>
-          <w:ilvl w:val="0"/>
-          <w:numId w:val="1"/>
-        </w:numPr>
-        <w:spacing w:after="40"/>
-      </w:pPr>
-      <w:r>
-        <w:t xml:space="preserve">zna instytucje kultury muzycznej (filharmonia, opera, teatr) oraz zasady</w:t>
-      </w:r>
-    </w:p>
-    <w:p>
-      <w:pPr>
-        <w:spacing w:after="100"/>
-      </w:pPr>
-      <w:r>
-        <w:rPr>
-          <w:b/>
-          <w:bCs/>
-        </w:rPr>
-        <w:t xml:space="preserve">kultury odbioru</w:t>
-      </w:r>
-      <w:r>
-        <w:t xml:space="preserve"> (zachowanie na koncercie, podczas hymnu).</w:t>
+        <w:t xml:space="preserve">3.2. Ekspresja muzyczna — śpiew — uczeń:</w:t>
+      </w:r>
+    </w:p>
+    <w:p>
+      <w:pPr>
+        <w:pStyle w:val="ListParagraph"/>
+        <w:numPr>
+          <w:ilvl w:val="0"/>
+          <w:numId w:val="1"/>
+        </w:numPr>
+        <w:spacing w:after="40"/>
+      </w:pPr>
+      <w:r>
+        <w:t xml:space="preserve">śpiewa piosenki z repertuaru dziecięcego oraz **śpiewa z pamięci hymn</w:t>
+      </w:r>
+    </w:p>
+    <w:p>
+      <w:pPr>
+        <w:spacing w:after="100"/>
+      </w:pPr>
+      <w:r>
+        <w:t xml:space="preserve">narodowy** (uwzględniając zmiany tempa i dynamiki);</w:t>
+      </w:r>
+    </w:p>
+    <w:p>
+      <w:pPr>
+        <w:pStyle w:val="ListParagraph"/>
+        <w:numPr>
+          <w:ilvl w:val="0"/>
+          <w:numId w:val="1"/>
+        </w:numPr>
+        <w:spacing w:after="40"/>
+      </w:pPr>
+      <w:r>
+        <w:t xml:space="preserve">odtwarza ze słuchu proste melodie i piosenki (metoda echa);</w:t>
+      </w:r>
+    </w:p>
+    <w:p>
+      <w:pPr>
+        <w:pStyle w:val="ListParagraph"/>
+        <w:numPr>
+          <w:ilvl w:val="0"/>
+          <w:numId w:val="1"/>
+        </w:numPr>
+        <w:spacing w:after="40"/>
+      </w:pPr>
+      <w:r>
+        <w:t xml:space="preserve">dba o właściwą postawę i artykulację podczas śpiewu;</w:t>
+      </w:r>
+    </w:p>
+    <w:p>
+      <w:pPr>
+        <w:pStyle w:val="ListParagraph"/>
+        <w:numPr>
+          <w:ilvl w:val="0"/>
+          <w:numId w:val="1"/>
+        </w:numPr>
+        <w:spacing w:after="40"/>
+      </w:pPr>
+      <w:r>
+        <w:t xml:space="preserve">śpiewa podczas zabawy, nauki i uroczystości [8].</w:t>
       </w:r>
     </w:p>
     <w:p>
@@ -1610,138 +922,217 @@
           <w:sz w:val="23"/>
           <w:szCs w:val="23"/>
         </w:rPr>
-        <w:t xml:space="preserve">4.3. Warunki i sposób realizacji</w:t>
-      </w:r>
-    </w:p>
-    <w:p>
-      <w:pPr>
-        <w:spacing w:after="100"/>
-      </w:pPr>
-      <w:r>
-        <w:t xml:space="preserve">Podstawa programowa wyraźnie wskazuje </w:t>
-      </w:r>
-      <w:r>
-        <w:rPr>
-          <w:b/>
-          <w:bCs/>
-        </w:rPr>
-        <w:t xml:space="preserve">prymat praktyki nad teorią</w:t>
-      </w:r>
-      <w:r>
-        <w:t xml:space="preserve"> [5]:</w:t>
-      </w:r>
-    </w:p>
-    <w:p>
-      <w:pPr>
-        <w:pStyle w:val="ListParagraph"/>
-        <w:numPr>
-          <w:ilvl w:val="0"/>
-          <w:numId w:val="1"/>
-        </w:numPr>
-        <w:spacing w:after="40"/>
-      </w:pPr>
-      <w:r>
-        <w:t xml:space="preserve">lekcja muzyki to przede wszystkim </w:t>
-      </w:r>
-      <w:r>
-        <w:rPr>
-          <w:b/>
-          <w:bCs/>
-        </w:rPr>
-        <w:t xml:space="preserve">aktywne muzykowanie</w:t>
-      </w:r>
-      <w:r>
-        <w:t xml:space="preserve"> (śpiew, gra, ruch,</w:t>
-      </w:r>
-    </w:p>
-    <w:p>
-      <w:pPr>
-        <w:spacing w:after="100"/>
-      </w:pPr>
-      <w:r>
-        <w:t xml:space="preserve">słuchanie), a nie wykład o muzyce;</w:t>
-      </w:r>
-    </w:p>
-    <w:p>
-      <w:pPr>
-        <w:pStyle w:val="ListParagraph"/>
-        <w:numPr>
-          <w:ilvl w:val="0"/>
-          <w:numId w:val="1"/>
-        </w:numPr>
-        <w:spacing w:after="40"/>
-      </w:pPr>
-      <w:r>
-        <w:t xml:space="preserve">treści należy </w:t>
-      </w:r>
-      <w:r>
-        <w:rPr>
-          <w:b/>
-          <w:bCs/>
-        </w:rPr>
-        <w:t xml:space="preserve">dostosować do możliwości i predyspozycji uczniów</w:t>
-      </w:r>
-      <w:r>
-        <w:t xml:space="preserve"> oraz</w:t>
-      </w:r>
-    </w:p>
-    <w:p>
-      <w:pPr>
-        <w:spacing w:after="100"/>
-      </w:pPr>
-      <w:r>
-        <w:t xml:space="preserve">warunków szkoły (instrumentarium, sala);</w:t>
-      </w:r>
-    </w:p>
-    <w:p>
-      <w:pPr>
-        <w:pStyle w:val="ListParagraph"/>
-        <w:numPr>
-          <w:ilvl w:val="0"/>
-          <w:numId w:val="1"/>
-        </w:numPr>
-        <w:spacing w:after="40"/>
-      </w:pPr>
-      <w:r>
-        <w:t xml:space="preserve">zaleca się wykorzystanie </w:t>
-      </w:r>
-      <w:r>
-        <w:rPr>
-          <w:b/>
-          <w:bCs/>
-        </w:rPr>
-        <w:t xml:space="preserve">technologii</w:t>
-      </w:r>
-      <w:r>
-        <w:t xml:space="preserve"> (nagrania, podkłady, programy),</w:t>
-      </w:r>
-    </w:p>
-    <w:p>
-      <w:pPr>
-        <w:spacing w:after="100"/>
-      </w:pPr>
-      <w:r>
-        <w:t xml:space="preserve">udział w </w:t>
-      </w:r>
-      <w:r>
-        <w:rPr>
-          <w:b/>
-          <w:bCs/>
-        </w:rPr>
-        <w:t xml:space="preserve">życiu kulturalnym</w:t>
-      </w:r>
-      <w:r>
-        <w:t xml:space="preserve"> (koncerty, wyjścia) oraz prowadzenie </w:t>
-      </w:r>
-      <w:r>
-        <w:rPr>
-          <w:b/>
-          <w:bCs/>
-        </w:rPr>
-        <w:t xml:space="preserve">zespołów</w:t>
-      </w:r>
-      <w:r>
-        <w:t xml:space="preserve"> (chór, zespół instrumentalny) jako formy rozwijającej.</w:t>
+        <w:t xml:space="preserve">3.3. Gra na instrumentach i muzykowanie — uczeń:</w:t>
+      </w:r>
+    </w:p>
+    <w:p>
+      <w:pPr>
+        <w:pStyle w:val="ListParagraph"/>
+        <w:numPr>
+          <w:ilvl w:val="0"/>
+          <w:numId w:val="1"/>
+        </w:numPr>
+        <w:spacing w:after="40"/>
+      </w:pPr>
+      <w:r>
+        <w:t xml:space="preserve">gra na </w:t>
+      </w:r>
+      <w:r>
+        <w:rPr>
+          <w:b/>
+          <w:bCs/>
+        </w:rPr>
+        <w:t xml:space="preserve">instrumentach perkusyjnych</w:t>
+      </w:r>
+      <w:r>
+        <w:t xml:space="preserve"> (niemelodycznych i melodycznych, np.</w:t>
+      </w:r>
+    </w:p>
+    <w:p>
+      <w:pPr>
+        <w:spacing w:after="100"/>
+      </w:pPr>
+      <w:r>
+        <w:t xml:space="preserve">dzwonki), tworzy proste akompaniamenty i ilustracje dźwiękowe;</w:t>
+      </w:r>
+    </w:p>
+    <w:p>
+      <w:pPr>
+        <w:pStyle w:val="ListParagraph"/>
+        <w:numPr>
+          <w:ilvl w:val="0"/>
+          <w:numId w:val="1"/>
+        </w:numPr>
+        <w:spacing w:after="40"/>
+      </w:pPr>
+      <w:r>
+        <w:t xml:space="preserve">realizuje proste schematy rytmiczne (tataizacja, gestodźwięki).</w:t>
+      </w:r>
+    </w:p>
+    <w:p>
+      <w:pPr>
+        <w:pStyle w:val="Heading3"/>
+        <w:spacing w:after="60" w:before="160"/>
+      </w:pPr>
+      <w:r>
+        <w:rPr>
+          <w:b/>
+          <w:bCs/>
+          <w:color w:val="1F4E79"/>
+          <w:sz w:val="23"/>
+          <w:szCs w:val="23"/>
+        </w:rPr>
+        <w:t xml:space="preserve">3.4. Ruch przy muzyce (improwizacja ruchowa) — uczeń:</w:t>
+      </w:r>
+    </w:p>
+    <w:p>
+      <w:pPr>
+        <w:pStyle w:val="ListParagraph"/>
+        <w:numPr>
+          <w:ilvl w:val="0"/>
+          <w:numId w:val="1"/>
+        </w:numPr>
+        <w:spacing w:after="40"/>
+      </w:pPr>
+      <w:r>
+        <w:t xml:space="preserve">reaguje ruchem na zmiany tempa, dynamiki i wysokości dźwięku;</w:t>
+      </w:r>
+    </w:p>
+    <w:p>
+      <w:pPr>
+        <w:pStyle w:val="ListParagraph"/>
+        <w:numPr>
+          <w:ilvl w:val="0"/>
+          <w:numId w:val="1"/>
+        </w:numPr>
+        <w:spacing w:after="40"/>
+      </w:pPr>
+      <w:r>
+        <w:t xml:space="preserve">interpretuje ruchem utwory, tańczy proste układy i zabawy taneczne.</w:t>
+      </w:r>
+    </w:p>
+    <w:p>
+      <w:pPr>
+        <w:pStyle w:val="Heading3"/>
+        <w:spacing w:after="60" w:before="160"/>
+      </w:pPr>
+      <w:r>
+        <w:rPr>
+          <w:b/>
+          <w:bCs/>
+          <w:color w:val="1F4E79"/>
+          <w:sz w:val="23"/>
+          <w:szCs w:val="23"/>
+        </w:rPr>
+        <w:t xml:space="preserve">3.5. Wiedza o muzyce / kultura — uczeń:</w:t>
+      </w:r>
+    </w:p>
+    <w:p>
+      <w:pPr>
+        <w:pStyle w:val="ListParagraph"/>
+        <w:numPr>
+          <w:ilvl w:val="0"/>
+          <w:numId w:val="1"/>
+        </w:numPr>
+        <w:spacing w:after="40"/>
+      </w:pPr>
+      <w:r>
+        <w:t xml:space="preserve">rozpoznaje wybrane instrumenty i podstawowe symbole notacji;</w:t>
+      </w:r>
+    </w:p>
+    <w:p>
+      <w:pPr>
+        <w:pStyle w:val="ListParagraph"/>
+        <w:numPr>
+          <w:ilvl w:val="0"/>
+          <w:numId w:val="1"/>
+        </w:numPr>
+        <w:spacing w:after="40"/>
+      </w:pPr>
+      <w:r>
+        <w:t xml:space="preserve">kulturalnie zachowuje się podczas słuchania muzyki i wykonywania hymnu.</w:t>
+      </w:r>
+    </w:p>
+    <w:p>
+      <w:pPr>
+        <w:pBdr>
+          <w:left w:val="single" w:color="2E75B6" w:sz="18" w:space="8"/>
+        </w:pBdr>
+        <w:shd w:fill="F2F7FC" w:color="auto" w:val="clear"/>
+        <w:spacing w:after="80" w:before="80"/>
+        <w:ind w:left="360"/>
+      </w:pPr>
+      <w:r>
+        <w:rPr>
+          <w:b/>
+          <w:bCs/>
+          <w:i/>
+          <w:iCs/>
+          <w:color w:val="595959"/>
+        </w:rPr>
+        <w:t xml:space="preserve">Wniosek dla prowadzącego kl. 1–3:</w:t>
+      </w:r>
+      <w:r>
+        <w:rPr>
+          <w:i/>
+          <w:iCs/>
+          <w:color w:val="595959"/>
+        </w:rPr>
+        <w:t xml:space="preserve"> dominują </w:t>
+      </w:r>
+      <w:r>
+        <w:rPr>
+          <w:b/>
+          <w:bCs/>
+          <w:i/>
+          <w:iCs/>
+          <w:color w:val="595959"/>
+        </w:rPr>
+        <w:t xml:space="preserve">zabawa, ruch i śpiew ze słuchu</w:t>
+      </w:r>
+      <w:r>
+        <w:rPr>
+          <w:i/>
+          <w:iCs/>
+          <w:color w:val="595959"/>
+        </w:rPr>
+        <w:t xml:space="preserve">. Notacja i teoria pojawiają się jedynie sygnalnie. Kluczowe metody: </w:t>
+      </w:r>
+      <w:r>
+        <w:rPr>
+          <w:b/>
+          <w:bCs/>
+          <w:i/>
+          <w:iCs/>
+          <w:color w:val="595959"/>
+        </w:rPr>
+        <w:t xml:space="preserve">Orffa</w:t>
+      </w:r>
+      <w:r>
+        <w:rPr>
+          <w:i/>
+          <w:iCs/>
+          <w:color w:val="595959"/>
+        </w:rPr>
+        <w:t xml:space="preserve"> (instrumentarium, body percussion) i </w:t>
+      </w:r>
+      <w:r>
+        <w:rPr>
+          <w:b/>
+          <w:bCs/>
+          <w:i/>
+          <w:iCs/>
+          <w:color w:val="595959"/>
+        </w:rPr>
+        <w:t xml:space="preserve">Kodálya</w:t>
+      </w:r>
+      <w:r>
+        <w:rPr>
+          <w:i/>
+          <w:iCs/>
+          <w:color w:val="595959"/>
+        </w:rPr>
+        <w:t xml:space="preserve"> (śpiew, fonogestyka).</w:t>
       </w:r>
     </w:p>
     <w:p>
@@ -1771,126 +1162,689 @@
           <w:sz w:val="26"/>
           <w:szCs w:val="26"/>
         </w:rPr>
-        <w:t xml:space="preserve">5. Chór / koło wokalne (zajęcia dodatkowe)</w:t>
-      </w:r>
-    </w:p>
-    <w:p>
-      <w:pPr>
-        <w:spacing w:after="100"/>
-      </w:pPr>
-      <w:r>
-        <w:t xml:space="preserve">Chór szkolny i koło wokalne to </w:t>
-      </w:r>
-      <w:r>
-        <w:rPr>
-          <w:b/>
-          <w:bCs/>
-        </w:rPr>
-        <w:t xml:space="preserve">zajęcia pozalekcyjne</w:t>
-      </w:r>
-      <w:r>
-        <w:t xml:space="preserve"> — nie podlegają wprost podstawie programowej, ale są w niej rekomendowane jako forma rozwijania uzdolnień i realizacji celu I (ekspresja zespołowa) [5]. W praktyce prowadzi się je na podstawie </w:t>
-      </w:r>
-      <w:r>
-        <w:rPr>
-          <w:b/>
-          <w:bCs/>
-        </w:rPr>
-        <w:t xml:space="preserve">programu własnego</w:t>
-      </w:r>
-      <w:r>
-        <w:t xml:space="preserve"> zatwierdzonego przez dyrektora.</w:t>
-      </w:r>
-    </w:p>
-    <w:p>
-      <w:pPr>
-        <w:spacing w:after="100"/>
-      </w:pPr>
-      <w:r>
-        <w:rPr>
-          <w:b/>
-          <w:bCs/>
-        </w:rPr>
-        <w:t xml:space="preserve">Typowe cele programu chóru:</w:t>
-      </w:r>
-    </w:p>
-    <w:p>
-      <w:pPr>
-        <w:pStyle w:val="ListParagraph"/>
-        <w:numPr>
-          <w:ilvl w:val="0"/>
-          <w:numId w:val="1"/>
-        </w:numPr>
-        <w:spacing w:after="40"/>
-      </w:pPr>
-      <w:r>
-        <w:t xml:space="preserve">rozwój umiejętności wokalnych i </w:t>
-      </w:r>
-      <w:r>
-        <w:rPr>
-          <w:b/>
-          <w:bCs/>
-        </w:rPr>
-        <w:t xml:space="preserve">emisji głosu</w:t>
-      </w:r>
-      <w:r>
-        <w:t xml:space="preserve">;</w:t>
-      </w:r>
-    </w:p>
-    <w:p>
-      <w:pPr>
-        <w:pStyle w:val="ListParagraph"/>
-        <w:numPr>
-          <w:ilvl w:val="0"/>
-          <w:numId w:val="1"/>
-        </w:numPr>
-        <w:spacing w:after="40"/>
-      </w:pPr>
-      <w:r>
-        <w:t xml:space="preserve">nauka </w:t>
-      </w:r>
-      <w:r>
-        <w:rPr>
-          <w:b/>
-          <w:bCs/>
-        </w:rPr>
-        <w:t xml:space="preserve">śpiewu wielogłosowego</w:t>
-      </w:r>
-      <w:r>
-        <w:t xml:space="preserve"> (kanony, 2–3 głosy);</w:t>
-      </w:r>
-    </w:p>
-    <w:p>
-      <w:pPr>
-        <w:pStyle w:val="ListParagraph"/>
-        <w:numPr>
-          <w:ilvl w:val="0"/>
-          <w:numId w:val="1"/>
-        </w:numPr>
-        <w:spacing w:after="40"/>
-      </w:pPr>
-      <w:r>
-        <w:t xml:space="preserve">przygotowanie </w:t>
-      </w:r>
-      <w:r>
-        <w:rPr>
-          <w:b/>
-          <w:bCs/>
-        </w:rPr>
-        <w:t xml:space="preserve">oprawy artystycznej</w:t>
-      </w:r>
-      <w:r>
-        <w:t xml:space="preserve"> uroczystości szkolnych i lokalnych;</w:t>
-      </w:r>
-    </w:p>
-    <w:p>
-      <w:pPr>
-        <w:pStyle w:val="ListParagraph"/>
-        <w:numPr>
-          <w:ilvl w:val="0"/>
-          <w:numId w:val="1"/>
-        </w:numPr>
-        <w:spacing w:after="40"/>
+        <w:t xml:space="preserve">4. Klasy 4–7 — przedmiot „Muzyka”</w:t>
+      </w:r>
+    </w:p>
+    <w:p>
+      <w:pPr>
+        <w:pStyle w:val="Heading3"/>
+        <w:spacing w:after="60" w:before="160"/>
+      </w:pPr>
+      <w:r>
+        <w:rPr>
+          <w:b/>
+          <w:bCs/>
+          <w:color w:val="1F4E79"/>
+          <w:sz w:val="23"/>
+          <w:szCs w:val="23"/>
+        </w:rPr>
+        <w:t xml:space="preserve">4.1. Cele kształcenia (wymagania ogólne)</w:t>
+      </w:r>
+    </w:p>
+    <w:p>
+      <w:pPr>
+        <w:spacing w:after="100"/>
+      </w:pPr>
+      <w:r>
+        <w:t xml:space="preserve">Treści realizowane są przez </w:t>
+      </w:r>
+      <w:r>
+        <w:rPr>
+          <w:b/>
+          <w:bCs/>
+        </w:rPr>
+        <w:t xml:space="preserve">pięć form aktywności muzycznej</w:t>
+      </w:r>
+      <w:r>
+        <w:t xml:space="preserve">: </w:t>
+      </w:r>
+      <w:r>
+        <w:rPr>
+          <w:b/>
+          <w:bCs/>
+        </w:rPr>
+        <w:t xml:space="preserve">śpiew</w:t>
+      </w:r>
+      <w:r>
+        <w:t xml:space="preserve"> (wskazywany jako </w:t>
+      </w:r>
+      <w:r>
+        <w:rPr>
+          <w:b/>
+          <w:bCs/>
+        </w:rPr>
+        <w:t xml:space="preserve">najważniejsza</w:t>
+      </w:r>
+      <w:r>
+        <w:t xml:space="preserve"> forma wychowania muzycznego), </w:t>
+      </w:r>
+      <w:r>
+        <w:rPr>
+          <w:b/>
+          <w:bCs/>
+        </w:rPr>
+        <w:t xml:space="preserve">gra na instrumentach</w:t>
+      </w:r>
+      <w:r>
+        <w:t xml:space="preserve">, </w:t>
+      </w:r>
+      <w:r>
+        <w:rPr>
+          <w:b/>
+          <w:bCs/>
+        </w:rPr>
+        <w:t xml:space="preserve">ruch przy muzyce</w:t>
+      </w:r>
+      <w:r>
+        <w:t xml:space="preserve">, </w:t>
+      </w:r>
+      <w:r>
+        <w:rPr>
+          <w:b/>
+          <w:bCs/>
+        </w:rPr>
+        <w:t xml:space="preserve">słuchanie i percepcja</w:t>
+      </w:r>
+      <w:r>
+        <w:t xml:space="preserve"> oraz </w:t>
+      </w:r>
+      <w:r>
+        <w:rPr>
+          <w:b/>
+          <w:bCs/>
+        </w:rPr>
+        <w:t xml:space="preserve">tworzenie i improwizowanie</w:t>
+      </w:r>
+      <w:r>
+        <w:t xml:space="preserve"> muzyki [5]. Podstawa programowa przedmiotu „Muzyka” wyznacza </w:t>
+      </w:r>
+      <w:r>
+        <w:rPr>
+          <w:b/>
+          <w:bCs/>
+        </w:rPr>
+        <w:t xml:space="preserve">trzy główne cele</w:t>
+      </w:r>
+      <w:r>
+        <w:t xml:space="preserve"> [4][5]:</w:t>
+      </w:r>
+    </w:p>
+    <w:p>
+      <w:pPr>
+        <w:spacing w:after="100"/>
+      </w:pPr>
+      <w:r>
+        <w:rPr>
+          <w:b/>
+          <w:bCs/>
+        </w:rPr>
+        <w:t xml:space="preserve">I. Indywidualna i zespołowa ekspresja muzyczna</w:t>
+      </w:r>
+      <w:r>
+        <w:t xml:space="preserve"> — uczeń indywidualnie i zespołowo muzykuje, tworzy i improwizuje proste struktury dźwiękowe, rozwijając zdolności i umiejętności muzyczne.</w:t>
+      </w:r>
+    </w:p>
+    <w:p>
+      <w:pPr>
+        <w:spacing w:after="100"/>
+      </w:pPr>
+      <w:r>
+        <w:rPr>
+          <w:b/>
+          <w:bCs/>
+        </w:rPr>
+        <w:t xml:space="preserve">II. Język i funkcje muzyki, myślenie muzyczne, kreacja i twórcze działania</w:t>
+      </w:r>
+      <w:r>
+        <w:t xml:space="preserve"> — uczeń rozumie podstawowe pojęcia i terminy muzyczne niezbędne w praktyce wykonawczej oraz w świadomym odbiorze muzyki.</w:t>
+      </w:r>
+    </w:p>
+    <w:p>
+      <w:pPr>
+        <w:spacing w:after="100"/>
+      </w:pPr>
+      <w:r>
+        <w:rPr>
+          <w:b/>
+          <w:bCs/>
+        </w:rPr>
+        <w:t xml:space="preserve">III. Wiedza o kulturze muzycznej, narodowym i światowym dziedzictwie kulturowym</w:t>
+      </w:r>
+      <w:r>
+        <w:t xml:space="preserve"> — uczeń interpretuje i wartościuje zjawiska kultury muzycznej jako jej świadomy uczestnik i odbiorca.</w:t>
+      </w:r>
+    </w:p>
+    <w:p>
+      <w:pPr>
+        <w:pStyle w:val="Heading3"/>
+        <w:spacing w:after="60" w:before="160"/>
+      </w:pPr>
+      <w:r>
+        <w:rPr>
+          <w:b/>
+          <w:bCs/>
+          <w:color w:val="1F4E79"/>
+          <w:sz w:val="23"/>
+          <w:szCs w:val="23"/>
+        </w:rPr>
+        <w:t xml:space="preserve">4.2. Treści nauczania (wymagania szczegółowe)</w:t>
+      </w:r>
+    </w:p>
+    <w:p>
+      <w:pPr>
+        <w:spacing w:after="100"/>
+      </w:pPr>
+      <w:r>
+        <w:rPr>
+          <w:b/>
+          <w:bCs/>
+        </w:rPr>
+        <w:t xml:space="preserve">I. Indywidualna i zespołowa ekspresja muzyczna</w:t>
+      </w:r>
+    </w:p>
+    <w:p>
+      <w:pPr>
+        <w:spacing w:after="100"/>
+      </w:pPr>
+      <w:r>
+        <w:rPr>
+          <w:i/>
+          <w:iCs/>
+        </w:rPr>
+        <w:t xml:space="preserve">W zakresie śpiewu</w:t>
+      </w:r>
+      <w:r>
+        <w:t xml:space="preserve"> — uczeń:</w:t>
+      </w:r>
+    </w:p>
+    <w:p>
+      <w:pPr>
+        <w:pStyle w:val="ListParagraph"/>
+        <w:numPr>
+          <w:ilvl w:val="0"/>
+          <w:numId w:val="1"/>
+        </w:numPr>
+        <w:spacing w:after="40"/>
+      </w:pPr>
+      <w:r>
+        <w:t xml:space="preserve">śpiewa (ze słuchu i z nut, solo oraz w zespole) **minimum 10 różnorodnych</w:t>
+      </w:r>
+    </w:p>
+    <w:p>
+      <w:pPr>
+        <w:spacing w:after="100"/>
+      </w:pPr>
+      <w:r>
+        <w:t xml:space="preserve">utworów wokalnych w roku szkolnym**;</w:t>
+      </w:r>
+    </w:p>
+    <w:p>
+      <w:pPr>
+        <w:pStyle w:val="ListParagraph"/>
+        <w:numPr>
+          <w:ilvl w:val="0"/>
+          <w:numId w:val="1"/>
+        </w:numPr>
+        <w:spacing w:after="40"/>
+      </w:pPr>
+      <w:r>
+        <w:t xml:space="preserve">**wykonuje śpiewem lub na instrumencie hymn państwowy „Mazurek Dąbrowskiego”,</w:t>
+      </w:r>
+    </w:p>
+    <w:p>
+      <w:pPr>
+        <w:spacing w:after="100"/>
+      </w:pPr>
+      <w:r>
+        <w:t xml:space="preserve">hymn Unii Europejskiej „Odę do radości” oraz wybrane pieśni patriotyczne** i inne (żołnierskie, ludowe, popularne);</w:t>
+      </w:r>
+    </w:p>
+    <w:p>
+      <w:pPr>
+        <w:pStyle w:val="ListParagraph"/>
+        <w:numPr>
+          <w:ilvl w:val="0"/>
+          <w:numId w:val="1"/>
+        </w:numPr>
+        <w:spacing w:after="40"/>
+      </w:pPr>
+      <w:r>
+        <w:t xml:space="preserve">śpiewa, dbając o </w:t>
+      </w:r>
+      <w:r>
+        <w:rPr>
+          <w:b/>
+          <w:bCs/>
+        </w:rPr>
+        <w:t xml:space="preserve">higienę głosu</w:t>
+      </w:r>
+      <w:r>
+        <w:t xml:space="preserve"> (ćwiczenia oddechowe, emisyjne, dykcyjne,</w:t>
+      </w:r>
+    </w:p>
+    <w:p>
+      <w:pPr>
+        <w:spacing w:after="100"/>
+      </w:pPr>
+      <w:r>
+        <w:t xml:space="preserve">właściwa postawa, rozśpiewanie);</w:t>
+      </w:r>
+    </w:p>
+    <w:p>
+      <w:pPr>
+        <w:pStyle w:val="ListParagraph"/>
+        <w:numPr>
+          <w:ilvl w:val="0"/>
+          <w:numId w:val="1"/>
+        </w:numPr>
+        <w:spacing w:after="40"/>
+      </w:pPr>
+      <w:r>
+        <w:t xml:space="preserve">śpiewa/gra gamę oraz proste melodie [4][5].</w:t>
+      </w:r>
+    </w:p>
+    <w:p>
+      <w:pPr>
+        <w:spacing w:after="100"/>
+      </w:pPr>
+      <w:r>
+        <w:rPr>
+          <w:i/>
+          <w:iCs/>
+        </w:rPr>
+        <w:t xml:space="preserve">W zakresie gry na instrumentach</w:t>
+      </w:r>
+      <w:r>
+        <w:t xml:space="preserve"> — uczeń gra (ze słuchu i z nut, solo oraz w zespole) melodie, schematy rytmiczne, akompaniamenty i proste utwory na instrumentach melodycznych (np. flet podłużny/flażolet, dzwonki, keyboard) i perkusyjnych.</w:t>
+      </w:r>
+    </w:p>
+    <w:p>
+      <w:pPr>
+        <w:spacing w:after="100"/>
+      </w:pPr>
+      <w:r>
+        <w:rPr>
+          <w:i/>
+          <w:iCs/>
+        </w:rPr>
+        <w:t xml:space="preserve">W zakresie ruchu przy muzyce</w:t>
+      </w:r>
+      <w:r>
+        <w:t xml:space="preserve"> — uczeń odtwarza ruchem rytmy i tańczy podstawowe kroki oraz figury </w:t>
+      </w:r>
+      <w:r>
+        <w:rPr>
+          <w:b/>
+          <w:bCs/>
+        </w:rPr>
+        <w:t xml:space="preserve">polskich tańców narodowych</w:t>
+      </w:r>
+      <w:r>
+        <w:t xml:space="preserve"> (polonez, krakowiak; a także kujawiak, mazur, oberek) oraz wybrane tańce innych narodów.</w:t>
+      </w:r>
+    </w:p>
+    <w:p>
+      <w:pPr>
+        <w:spacing w:after="100"/>
+      </w:pPr>
+      <w:r>
+        <w:rPr>
+          <w:i/>
+          <w:iCs/>
+        </w:rPr>
+        <w:t xml:space="preserve">W zakresie improwizacji i kreacji</w:t>
+      </w:r>
+      <w:r>
+        <w:t xml:space="preserve"> — uczeń improwizuje i tworzy proste struktury dźwiękowe, akompaniamenty, ilustracje muzyczne, rytmy i melodie.</w:t>
+      </w:r>
+    </w:p>
+    <w:p>
+      <w:pPr>
+        <w:spacing w:after="100"/>
+      </w:pPr>
+      <w:r>
+        <w:rPr>
+          <w:b/>
+          <w:bCs/>
+        </w:rPr>
+        <w:t xml:space="preserve">II. Język i funkcje muzyki, myślenie muzyczne</w:t>
+      </w:r>
+      <w:r>
+        <w:t xml:space="preserve"> — uczeń:</w:t>
+      </w:r>
+    </w:p>
+    <w:p>
+      <w:pPr>
+        <w:pStyle w:val="ListParagraph"/>
+        <w:numPr>
+          <w:ilvl w:val="0"/>
+          <w:numId w:val="1"/>
+        </w:numPr>
+        <w:spacing w:after="40"/>
+      </w:pPr>
+      <w:r>
+        <w:t xml:space="preserve">zna i stosuje elementy </w:t>
+      </w:r>
+      <w:r>
+        <w:rPr>
+          <w:b/>
+          <w:bCs/>
+        </w:rPr>
+        <w:t xml:space="preserve">notacji muzycznej</w:t>
+      </w:r>
+      <w:r>
+        <w:t xml:space="preserve"> (pięciolinia, klucz wiolinowy,</w:t>
+      </w:r>
+    </w:p>
+    <w:p>
+      <w:pPr>
+        <w:spacing w:after="100"/>
+      </w:pPr>
+      <w:r>
+        <w:t xml:space="preserve">nazwy dźwięków, </w:t>
+      </w:r>
+      <w:r>
+        <w:rPr>
+          <w:b/>
+          <w:bCs/>
+        </w:rPr>
+        <w:t xml:space="preserve">wartości rytmiczne i pauzy</w:t>
+      </w:r>
+      <w:r>
+        <w:t xml:space="preserve">, metrum, takt);</w:t>
+      </w:r>
+    </w:p>
+    <w:p>
+      <w:pPr>
+        <w:pStyle w:val="ListParagraph"/>
+        <w:numPr>
+          <w:ilvl w:val="0"/>
+          <w:numId w:val="1"/>
+        </w:numPr>
+        <w:spacing w:after="40"/>
+      </w:pPr>
+      <w:r>
+        <w:t xml:space="preserve">rozpoznaje i charakteryzuje </w:t>
+      </w:r>
+      <w:r>
+        <w:rPr>
+          <w:b/>
+          <w:bCs/>
+        </w:rPr>
+        <w:t xml:space="preserve">elementy dzieła muzycznego</w:t>
+      </w:r>
+      <w:r>
+        <w:t xml:space="preserve"> (melodia, rytm,</w:t>
+      </w:r>
+    </w:p>
+    <w:p>
+      <w:pPr>
+        <w:spacing w:after="100"/>
+      </w:pPr>
+      <w:r>
+        <w:t xml:space="preserve">harmonia, dynamika, agogika, artykulacja, barwa, budowa/forma);</w:t>
+      </w:r>
+    </w:p>
+    <w:p>
+      <w:pPr>
+        <w:pStyle w:val="ListParagraph"/>
+        <w:numPr>
+          <w:ilvl w:val="0"/>
+          <w:numId w:val="1"/>
+        </w:numPr>
+        <w:spacing w:after="40"/>
+      </w:pPr>
+      <w:r>
+        <w:t xml:space="preserve">klasyfikuje instrumenty i głosy ludzkie; rozróżnia faktury i podstawowe formy</w:t>
+      </w:r>
+    </w:p>
+    <w:p>
+      <w:pPr>
+        <w:spacing w:after="100"/>
+      </w:pPr>
+      <w:r>
+        <w:t xml:space="preserve">muzyczne.</w:t>
+      </w:r>
+    </w:p>
+    <w:p>
+      <w:pPr>
+        <w:spacing w:after="100"/>
+      </w:pPr>
+      <w:r>
+        <w:rPr>
+          <w:b/>
+          <w:bCs/>
+        </w:rPr>
+        <w:t xml:space="preserve">III. Kultura muzyczna, dziedzictwo narodowe i światowe</w:t>
+      </w:r>
+      <w:r>
+        <w:t xml:space="preserve"> — uczeń:</w:t>
+      </w:r>
+    </w:p>
+    <w:p>
+      <w:pPr>
+        <w:pStyle w:val="ListParagraph"/>
+        <w:numPr>
+          <w:ilvl w:val="0"/>
+          <w:numId w:val="1"/>
+        </w:numPr>
+        <w:spacing w:after="40"/>
+      </w:pPr>
+      <w:r>
+        <w:t xml:space="preserve">poznaje </w:t>
+      </w:r>
+      <w:r>
+        <w:rPr>
+          <w:b/>
+          <w:bCs/>
+        </w:rPr>
+        <w:t xml:space="preserve">sylwetki polskich kompozytorów</w:t>
+      </w:r>
+      <w:r>
+        <w:t xml:space="preserve"> (m.in. Fryderyk </w:t>
+      </w:r>
+      <w:r>
+        <w:rPr>
+          <w:b/>
+          <w:bCs/>
+        </w:rPr>
+        <w:t xml:space="preserve">Chopin</w:t>
+      </w:r>
+      <w:r>
+        <w:t xml:space="preserve">,</w:t>
+      </w:r>
+    </w:p>
+    <w:p>
+      <w:pPr>
+        <w:spacing w:after="100"/>
+      </w:pPr>
+      <w:r>
+        <w:t xml:space="preserve">Stanisław </w:t>
+      </w:r>
+      <w:r>
+        <w:rPr>
+          <w:b/>
+          <w:bCs/>
+        </w:rPr>
+        <w:t xml:space="preserve">Moniuszko</w:t>
+      </w:r>
+      <w:r>
+        <w:t xml:space="preserve">, Henryk Wieniawski, Wojciech Kilar) i wybrane dzieła światowe;</w:t>
+      </w:r>
+    </w:p>
+    <w:p>
+      <w:pPr>
+        <w:pStyle w:val="ListParagraph"/>
+        <w:numPr>
+          <w:ilvl w:val="0"/>
+          <w:numId w:val="1"/>
+        </w:numPr>
+        <w:spacing w:after="40"/>
+      </w:pPr>
+      <w:r>
+        <w:t xml:space="preserve">poznaje </w:t>
+      </w:r>
+      <w:r>
+        <w:rPr>
+          <w:b/>
+          <w:bCs/>
+        </w:rPr>
+        <w:t xml:space="preserve">polski folklor muzyczny</w:t>
+      </w:r>
+      <w:r>
+        <w:t xml:space="preserve"> i tradycje regionalne;</w:t>
+      </w:r>
+    </w:p>
+    <w:p>
+      <w:pPr>
+        <w:pStyle w:val="ListParagraph"/>
+        <w:numPr>
+          <w:ilvl w:val="0"/>
+          <w:numId w:val="1"/>
+        </w:numPr>
+        <w:spacing w:after="40"/>
+      </w:pPr>
+      <w:r>
+        <w:t xml:space="preserve">zna instytucje kultury muzycznej (filharmonia, opera, teatr) oraz zasady</w:t>
+      </w:r>
+    </w:p>
+    <w:p>
+      <w:pPr>
+        <w:spacing w:after="100"/>
+      </w:pPr>
+      <w:r>
+        <w:rPr>
+          <w:b/>
+          <w:bCs/>
+        </w:rPr>
+        <w:t xml:space="preserve">kultury odbioru</w:t>
+      </w:r>
+      <w:r>
+        <w:t xml:space="preserve"> (zachowanie na koncercie, podczas hymnu).</w:t>
+      </w:r>
+    </w:p>
+    <w:p>
+      <w:pPr>
+        <w:pStyle w:val="Heading3"/>
+        <w:spacing w:after="60" w:before="160"/>
+      </w:pPr>
+      <w:r>
+        <w:rPr>
+          <w:b/>
+          <w:bCs/>
+          <w:color w:val="1F4E79"/>
+          <w:sz w:val="23"/>
+          <w:szCs w:val="23"/>
+        </w:rPr>
+        <w:t xml:space="preserve">4.3. Warunki i sposób realizacji</w:t>
+      </w:r>
+    </w:p>
+    <w:p>
+      <w:pPr>
+        <w:spacing w:after="100"/>
+      </w:pPr>
+      <w:r>
+        <w:t xml:space="preserve">Podstawa programowa wyraźnie wskazuje </w:t>
+      </w:r>
+      <w:r>
+        <w:rPr>
+          <w:b/>
+          <w:bCs/>
+        </w:rPr>
+        <w:t xml:space="preserve">prymat praktyki nad teorią</w:t>
+      </w:r>
+      <w:r>
+        <w:t xml:space="preserve"> [5]:</w:t>
+      </w:r>
+    </w:p>
+    <w:p>
+      <w:pPr>
+        <w:pStyle w:val="ListParagraph"/>
+        <w:numPr>
+          <w:ilvl w:val="0"/>
+          <w:numId w:val="1"/>
+        </w:numPr>
+        <w:spacing w:after="40"/>
+      </w:pPr>
+      <w:r>
+        <w:t xml:space="preserve">lekcja muzyki to przede wszystkim </w:t>
+      </w:r>
+      <w:r>
+        <w:rPr>
+          <w:b/>
+          <w:bCs/>
+        </w:rPr>
+        <w:t xml:space="preserve">aktywne muzykowanie</w:t>
+      </w:r>
+      <w:r>
+        <w:t xml:space="preserve"> (śpiew, gra, ruch,</w:t>
+      </w:r>
+    </w:p>
+    <w:p>
+      <w:pPr>
+        <w:spacing w:after="100"/>
+      </w:pPr>
+      <w:r>
+        <w:t xml:space="preserve">słuchanie), a nie wykład o muzyce;</w:t>
+      </w:r>
+    </w:p>
+    <w:p>
+      <w:pPr>
+        <w:pStyle w:val="ListParagraph"/>
+        <w:numPr>
+          <w:ilvl w:val="0"/>
+          <w:numId w:val="1"/>
+        </w:numPr>
+        <w:spacing w:after="40"/>
+      </w:pPr>
+      <w:r>
+        <w:t xml:space="preserve">treści należy </w:t>
+      </w:r>
+      <w:r>
+        <w:rPr>
+          <w:b/>
+          <w:bCs/>
+        </w:rPr>
+        <w:t xml:space="preserve">dostosować do możliwości i predyspozycji uczniów</w:t>
+      </w:r>
+      <w:r>
+        <w:t xml:space="preserve"> oraz</w:t>
+      </w:r>
+    </w:p>
+    <w:p>
+      <w:pPr>
+        <w:spacing w:after="100"/>
+      </w:pPr>
+      <w:r>
+        <w:t xml:space="preserve">warunków szkoły (instrumentarium, sala);</w:t>
+      </w:r>
+    </w:p>
+    <w:p>
+      <w:pPr>
+        <w:pStyle w:val="ListParagraph"/>
+        <w:numPr>
+          <w:ilvl w:val="0"/>
+          <w:numId w:val="1"/>
+        </w:numPr>
+        <w:spacing w:after="40"/>
+      </w:pPr>
+      <w:r>
+        <w:t xml:space="preserve">zaleca się wykorzystanie </w:t>
+      </w:r>
+      <w:r>
+        <w:rPr>
+          <w:b/>
+          <w:bCs/>
+        </w:rPr>
+        <w:t xml:space="preserve">technologii</w:t>
+      </w:r>
+      <w:r>
+        <w:t xml:space="preserve"> (nagrania, podkłady, programy),</w:t>
+      </w:r>
+    </w:p>
+    <w:p>
+      <w:pPr>
+        <w:spacing w:after="100"/>
       </w:pPr>
       <w:r>
         <w:t xml:space="preserve">udział w </w:t>
@@ -1900,35 +1854,20 @@
           <w:b/>
           <w:bCs/>
         </w:rPr>
-        <w:t xml:space="preserve">przeglądach i konkursach</w:t>
-      </w:r>
-      <w:r>
-        <w:t xml:space="preserve">.</w:t>
-      </w:r>
-    </w:p>
-    <w:p>
-      <w:pPr>
-        <w:spacing w:after="100"/>
-      </w:pPr>
-      <w:r>
-        <w:rPr>
-          <w:b/>
-          <w:bCs/>
-        </w:rPr>
-        <w:t xml:space="preserve">Wsparcie systemowe:</w:t>
-      </w:r>
-      <w:r>
-        <w:t xml:space="preserve"> ogólnopolski program </w:t>
-      </w:r>
-      <w:r>
-        <w:rPr>
-          <w:b/>
-          <w:bCs/>
-        </w:rPr>
-        <w:t xml:space="preserve">„Śpiewająca Polska”</w:t>
-      </w:r>
-      <w:r>
-        <w:t xml:space="preserve"> (Narodowe Forum Muzyki / Instytut Muzyki i Tańca) wspiera chóry szkolne (dofinansowanie, warsztaty, konsultacje metodyczne) [9].</w:t>
+        <w:t xml:space="preserve">życiu kulturalnym</w:t>
+      </w:r>
+      <w:r>
+        <w:t xml:space="preserve"> (koncerty, wyjścia) oraz prowadzenie </w:t>
+      </w:r>
+      <w:r>
+        <w:rPr>
+          <w:b/>
+          <w:bCs/>
+        </w:rPr>
+        <w:t xml:space="preserve">zespołów</w:t>
+      </w:r>
+      <w:r>
+        <w:t xml:space="preserve"> (chór, zespół instrumentalny) jako formy rozwijającej.</w:t>
       </w:r>
     </w:p>
     <w:p>
@@ -1958,6 +1897,193 @@
           <w:sz w:val="26"/>
           <w:szCs w:val="26"/>
         </w:rPr>
+        <w:t xml:space="preserve">5. Chór / koło wokalne (zajęcia dodatkowe)</w:t>
+      </w:r>
+    </w:p>
+    <w:p>
+      <w:pPr>
+        <w:spacing w:after="100"/>
+      </w:pPr>
+      <w:r>
+        <w:t xml:space="preserve">Chór szkolny i koło wokalne to </w:t>
+      </w:r>
+      <w:r>
+        <w:rPr>
+          <w:b/>
+          <w:bCs/>
+        </w:rPr>
+        <w:t xml:space="preserve">zajęcia pozalekcyjne</w:t>
+      </w:r>
+      <w:r>
+        <w:t xml:space="preserve"> — nie podlegają wprost podstawie programowej, ale są w niej rekomendowane jako forma rozwijania uzdolnień i realizacji celu I (ekspresja zespołowa) [5]. W praktyce prowadzi się je na podstawie </w:t>
+      </w:r>
+      <w:r>
+        <w:rPr>
+          <w:b/>
+          <w:bCs/>
+        </w:rPr>
+        <w:t xml:space="preserve">programu własnego</w:t>
+      </w:r>
+      <w:r>
+        <w:t xml:space="preserve"> zatwierdzonego przez dyrektora.</w:t>
+      </w:r>
+    </w:p>
+    <w:p>
+      <w:pPr>
+        <w:spacing w:after="100"/>
+      </w:pPr>
+      <w:r>
+        <w:rPr>
+          <w:b/>
+          <w:bCs/>
+        </w:rPr>
+        <w:t xml:space="preserve">Typowe cele programu chóru:</w:t>
+      </w:r>
+    </w:p>
+    <w:p>
+      <w:pPr>
+        <w:pStyle w:val="ListParagraph"/>
+        <w:numPr>
+          <w:ilvl w:val="0"/>
+          <w:numId w:val="1"/>
+        </w:numPr>
+        <w:spacing w:after="40"/>
+      </w:pPr>
+      <w:r>
+        <w:t xml:space="preserve">rozwój umiejętności wokalnych i </w:t>
+      </w:r>
+      <w:r>
+        <w:rPr>
+          <w:b/>
+          <w:bCs/>
+        </w:rPr>
+        <w:t xml:space="preserve">emisji głosu</w:t>
+      </w:r>
+      <w:r>
+        <w:t xml:space="preserve">;</w:t>
+      </w:r>
+    </w:p>
+    <w:p>
+      <w:pPr>
+        <w:pStyle w:val="ListParagraph"/>
+        <w:numPr>
+          <w:ilvl w:val="0"/>
+          <w:numId w:val="1"/>
+        </w:numPr>
+        <w:spacing w:after="40"/>
+      </w:pPr>
+      <w:r>
+        <w:t xml:space="preserve">nauka </w:t>
+      </w:r>
+      <w:r>
+        <w:rPr>
+          <w:b/>
+          <w:bCs/>
+        </w:rPr>
+        <w:t xml:space="preserve">śpiewu wielogłosowego</w:t>
+      </w:r>
+      <w:r>
+        <w:t xml:space="preserve"> (kanony, 2–3 głosy);</w:t>
+      </w:r>
+    </w:p>
+    <w:p>
+      <w:pPr>
+        <w:pStyle w:val="ListParagraph"/>
+        <w:numPr>
+          <w:ilvl w:val="0"/>
+          <w:numId w:val="1"/>
+        </w:numPr>
+        <w:spacing w:after="40"/>
+      </w:pPr>
+      <w:r>
+        <w:t xml:space="preserve">przygotowanie </w:t>
+      </w:r>
+      <w:r>
+        <w:rPr>
+          <w:b/>
+          <w:bCs/>
+        </w:rPr>
+        <w:t xml:space="preserve">oprawy artystycznej</w:t>
+      </w:r>
+      <w:r>
+        <w:t xml:space="preserve"> uroczystości szkolnych i lokalnych;</w:t>
+      </w:r>
+    </w:p>
+    <w:p>
+      <w:pPr>
+        <w:pStyle w:val="ListParagraph"/>
+        <w:numPr>
+          <w:ilvl w:val="0"/>
+          <w:numId w:val="1"/>
+        </w:numPr>
+        <w:spacing w:after="40"/>
+      </w:pPr>
+      <w:r>
+        <w:t xml:space="preserve">udział w </w:t>
+      </w:r>
+      <w:r>
+        <w:rPr>
+          <w:b/>
+          <w:bCs/>
+        </w:rPr>
+        <w:t xml:space="preserve">przeglądach i konkursach</w:t>
+      </w:r>
+      <w:r>
+        <w:t xml:space="preserve">.</w:t>
+      </w:r>
+    </w:p>
+    <w:p>
+      <w:pPr>
+        <w:spacing w:after="100"/>
+      </w:pPr>
+      <w:r>
+        <w:rPr>
+          <w:b/>
+          <w:bCs/>
+        </w:rPr>
+        <w:t xml:space="preserve">Wsparcie systemowe:</w:t>
+      </w:r>
+      <w:r>
+        <w:t xml:space="preserve"> ogólnopolski program </w:t>
+      </w:r>
+      <w:r>
+        <w:rPr>
+          <w:b/>
+          <w:bCs/>
+        </w:rPr>
+        <w:t xml:space="preserve">„Śpiewająca Polska”</w:t>
+      </w:r>
+      <w:r>
+        <w:t xml:space="preserve"> (Narodowe Forum Muzyki / Instytut Muzyki i Tańca) wspiera chóry szkolne (dofinansowanie, warsztaty, konsultacje metodyczne) [9].</w:t>
+      </w:r>
+    </w:p>
+    <w:p>
+      <w:pPr>
+        <w:pBdr>
+          <w:bottom w:val="single" w:color="2E75B6" w:sz="6" w:space="1"/>
+        </w:pBdr>
+        <w:spacing w:after="60" w:before="60"/>
+      </w:pPr>
+      <w:r>
+        <w:t xml:space="preserve"/>
+      </w:r>
+    </w:p>
+    <w:p>
+      <w:pPr>
+        <w:pStyle w:val="Heading2"/>
+        <w:pBdr>
+          <w:bottom w:val="single" w:color="DEEAF6" w:sz="4" w:space="2"/>
+        </w:pBdr>
+        <w:spacing w:after="80" w:before="220"/>
+      </w:pPr>
+      <w:r>
+        <w:rPr>
+          <w:b/>
+          <w:bCs/>
+          <w:color w:val="2E75B6"/>
+          <w:sz w:val="26"/>
+          <w:szCs w:val="26"/>
+        </w:rPr>
         <w:t xml:space="preserve">6. Wychowanie patriotyczne przez pieśń</w:t>
       </w:r>
     </w:p>
@@ -2060,6 +2186,44 @@
         <w:spacing w:after="40"/>
       </w:pPr>
       <w:r>
+        <w:t xml:space="preserve">pieśni historyczne obecne w zasobach ZPE: </w:t>
+      </w:r>
+      <w:r>
+        <w:rPr>
+          <w:b/>
+          <w:bCs/>
+        </w:rPr>
+        <w:t xml:space="preserve">„Bogurodzica”</w:t>
+      </w:r>
+      <w:r>
+        <w:t xml:space="preserve">,</w:t>
+      </w:r>
+    </w:p>
+    <w:p>
+      <w:pPr>
+        <w:spacing w:after="100"/>
+      </w:pPr>
+      <w:r>
+        <w:rPr>
+          <w:b/>
+          <w:bCs/>
+        </w:rPr>
+        <w:t xml:space="preserve">„Gaude Mater Polonia”</w:t>
+      </w:r>
+      <w:r>
+        <w:t xml:space="preserve"> (uroczystości, kontekst historyczny);</w:t>
+      </w:r>
+    </w:p>
+    <w:p>
+      <w:pPr>
+        <w:pStyle w:val="ListParagraph"/>
+        <w:numPr>
+          <w:ilvl w:val="0"/>
+          <w:numId w:val="1"/>
+        </w:numPr>
+        <w:spacing w:after="40"/>
+      </w:pPr>
+      <w:r>
         <w:rPr>
           <w:b/>
           <w:bCs/>
@@ -2067,7 +2231,7 @@
         <w:t xml:space="preserve">„Oda do radości”</w:t>
       </w:r>
       <w:r>
-        <w:t xml:space="preserve"> — hymn Unii Europejskiej.</w:t>
+        <w:t xml:space="preserve"> — hymn Unii Europejskiej (wykonanie także instrumentalne).</w:t>
       </w:r>
     </w:p>
     <w:p>

--- a/edukacja-muzyczna-szkola-podstawowa/Raport-podstawa-programowa-muzyka.docx
+++ b/edukacja-muzyczna-szkola-podstawowa/Raport-podstawa-programowa-muzyka.docx
@@ -45,7 +45,21 @@
           <w:i/>
           <w:iCs/>
         </w:rPr>
-        <w:t xml:space="preserve">Opracowanie dla osoby rozpoczynającej prowadzenie zajęć śpiewu i muzyki w polskiej szkole podstawowej. Stan prawny: rok szkolny 2025/2026.</w:t>
+        <w:t xml:space="preserve">Opracowanie: </w:t>
+      </w:r>
+      <w:r>
+        <w:rPr>
+          <w:i/>
+          <w:iCs/>
+        </w:rPr>
+        <w:t xml:space="preserve">Mateusz Pichal</w:t>
+      </w:r>
+      <w:r>
+        <w:rPr>
+          <w:i/>
+          <w:iCs/>
+        </w:rPr>
+        <w:t xml:space="preserve">. Materiał dla osoby rozpoczynającej prowadzenie zajęć śpiewu i muzyki w polskiej szkole podstawowej. Stan prawny: rok szkolny 2025/2026.</w:t>
       </w:r>
     </w:p>
     <w:p>
